--- a/resources/criteria/criteria.docx
+++ b/resources/criteria/criteria.docx
@@ -1,6 +1,6 @@
 
 <file path=word/document.xml><?xml version="1.0" encoding="utf-8"?>
-<w:document xmlns:wpc="http://schemas.microsoft.com/office/word/2010/wordprocessingCanvas" xmlns:cx="http://schemas.microsoft.com/office/drawing/2014/chartex" xmlns:cx1="http://schemas.microsoft.com/office/drawing/2015/9/8/chartex" xmlns:cx2="http://schemas.microsoft.com/office/drawing/2015/10/21/chartex" xmlns:cx3="http://schemas.microsoft.com/office/drawing/2016/5/9/chartex" xmlns:cx4="http://schemas.microsoft.com/office/drawing/2016/5/10/chartex" xmlns:cx5="http://schemas.microsoft.com/office/drawing/2016/5/11/chartex" xmlns:cx6="http://schemas.microsoft.com/office/drawing/2016/5/12/chartex" xmlns:cx7="http://schemas.microsoft.com/office/drawing/2016/5/13/chartex" xmlns:cx8="http://schemas.microsoft.com/office/drawing/2016/5/14/chartex" xmlns:mc="http://schemas.openxmlformats.org/markup-compatibility/2006" xmlns:aink="http://schemas.microsoft.com/office/drawing/2016/ink" xmlns:am3d="http://schemas.microsoft.com/office/drawing/2017/model3d" xmlns:o="urn:schemas-microsoft-com:office:office" xmlns:oel="http://schemas.microsoft.com/office/2019/extlst" xmlns:r="http://schemas.openxmlformats.org/officeDocument/2006/relationships" xmlns:m="http://schemas.openxmlformats.org/officeDocument/2006/math" xmlns:v="urn:schemas-microsoft-com:vml" xmlns:wp14="http://schemas.microsoft.com/office/word/2010/wordprocessingDrawing" xmlns:wp="http://schemas.openxmlformats.org/drawingml/2006/wordprocessingDrawing" xmlns:w10="urn:schemas-microsoft-com:office:word" xmlns:w="http://schemas.openxmlformats.org/wordprocessingml/2006/main" xmlns:w14="http://schemas.microsoft.com/office/word/2010/wordml" xmlns:w15="http://schemas.microsoft.com/office/word/2012/wordml" xmlns:w16cex="http://schemas.microsoft.com/office/word/2018/wordml/cex" xmlns:w16cid="http://schemas.microsoft.com/office/word/2016/wordml/cid" xmlns:w16="http://schemas.microsoft.com/office/word/2018/wordml" xmlns:w16du="http://schemas.microsoft.com/office/word/2023/wordml/word16du" xmlns:w16sdtdh="http://schemas.microsoft.com/office/word/2020/wordml/sdtdatahash" xmlns:w16sdtfl="http://schemas.microsoft.com/office/word/2024/wordml/sdtformatlock" xmlns:w16se="http://schemas.microsoft.com/office/word/2015/wordml/symex" xmlns:wpg="http://schemas.microsoft.com/office/word/2010/wordprocessingGroup" xmlns:wpi="http://schemas.microsoft.com/office/word/2010/wordprocessingInk" xmlns:wne="http://schemas.microsoft.com/office/word/2006/wordml" xmlns:wps="http://schemas.microsoft.com/office/word/2010/wordprocessingShape" mc:Ignorable="w14 w15 w16se w16cid w16 w16cex w16sdtdh w16sdtfl w16du wp14">
+<w:document xmlns:wpc="http://schemas.microsoft.com/office/word/2010/wordprocessingCanvas" xmlns:cx="http://schemas.microsoft.com/office/drawing/2014/chartex" xmlns:cx1="http://schemas.microsoft.com/office/drawing/2015/9/8/chartex" xmlns:cx2="http://schemas.microsoft.com/office/drawing/2015/10/21/chartex" xmlns:cx3="http://schemas.microsoft.com/office/drawing/2016/5/9/chartex" xmlns:cx4="http://schemas.microsoft.com/office/drawing/2016/5/10/chartex" xmlns:cx5="http://schemas.microsoft.com/office/drawing/2016/5/11/chartex" xmlns:cx6="http://schemas.microsoft.com/office/drawing/2016/5/12/chartex" xmlns:cx7="http://schemas.microsoft.com/office/drawing/2016/5/13/chartex" xmlns:cx8="http://schemas.microsoft.com/office/drawing/2016/5/14/chartex" xmlns:mc="http://schemas.openxmlformats.org/markup-compatibility/2006" xmlns:aink="http://schemas.microsoft.com/office/drawing/2016/ink" xmlns:am3d="http://schemas.microsoft.com/office/drawing/2017/model3d" xmlns:o="urn:schemas-microsoft-com:office:office" xmlns:oel="http://schemas.microsoft.com/office/2019/extlst" xmlns:r="http://schemas.openxmlformats.org/officeDocument/2006/relationships" xmlns:m="http://schemas.openxmlformats.org/officeDocument/2006/math" xmlns:v="urn:schemas-microsoft-com:vml" xmlns:wp14="http://schemas.microsoft.com/office/word/2010/wordprocessingDrawing" xmlns:wp="http://schemas.openxmlformats.org/drawingml/2006/wordprocessingDrawing" xmlns:w10="urn:schemas-microsoft-com:office:word" xmlns:w="http://schemas.openxmlformats.org/wordprocessingml/2006/main" xmlns:w14="http://schemas.microsoft.com/office/word/2010/wordml" xmlns:w15="http://schemas.microsoft.com/office/word/2012/wordml" xmlns:w16cei="http://schemas.microsoft.com/office/word/2026/wordml/cei" xmlns:w16cex="http://schemas.microsoft.com/office/word/2018/wordml/cex" xmlns:w16cid="http://schemas.microsoft.com/office/word/2016/wordml/cid" xmlns:w16="http://schemas.microsoft.com/office/word/2018/wordml" xmlns:w16du="http://schemas.microsoft.com/office/word/2023/wordml/word16du" xmlns:w16sdtdh="http://schemas.microsoft.com/office/word/2020/wordml/sdtdatahash" xmlns:w16sdtfl="http://schemas.microsoft.com/office/word/2024/wordml/sdtformatlock" xmlns:w16se="http://schemas.microsoft.com/office/word/2015/wordml/symex" xmlns:wpg="http://schemas.microsoft.com/office/word/2010/wordprocessingGroup" xmlns:wpi="http://schemas.microsoft.com/office/word/2010/wordprocessingInk" xmlns:wne="http://schemas.microsoft.com/office/word/2006/wordml" xmlns:wps="http://schemas.microsoft.com/office/word/2010/wordprocessingShape" mc:Ignorable="w14 w15 w16se w16cid w16 w16cex w16sdtdh w16sdtfl w16du wp14">
   <w:body>
     <w:p>
       <w:pPr>
@@ -15,13 +15,14 @@
     </w:p>
     <w:p>
       <w:pPr>
-        <w:pStyle w:val="a8"/>
-        <w:numPr>
-          <w:ilvl w:val="0"/>
-          <w:numId w:val="3"/>
-        </w:numPr>
-        <w:ind w:firstLineChars="0"/>
-      </w:pPr>
+        <w:ind w:firstLineChars="100"/>
+      </w:pPr>
+      <w:r>
+        <w:rPr>
+          <w:rFonts w:hint="eastAsia"/>
+        </w:rPr>
+        <w:t>一、</w:t>
+      </w:r>
       <w:r>
         <w:rPr>
           <w:rFonts w:hint="eastAsia"/>
@@ -31,35 +32,234 @@
     </w:p>
     <w:p>
       <w:pPr>
-        <w:pStyle w:val="criteria"/>
-      </w:pPr>
-      <w:r>
-        <w:rPr>
-          <w:rFonts w:hint="eastAsia"/>
+        <w:ind w:firstLineChars="100"/>
+        <w:rPr>
+          <w:strike/>
+          <w:rPrChange w:id="0" w:author="Hoe Tee Tsen" w:date="2026-08-13T17:18:00Z" w16du:dateUtc="2026-08-13T09:18:00Z">
+            <w:rPr/>
+          </w:rPrChange>
+        </w:rPr>
+      </w:pPr>
+      <w:r>
+        <w:rPr>
+          <w:strike/>
+          <w:rPrChange w:id="1" w:author="Hoe Tee Tsen" w:date="2026-08-13T17:18:00Z" w16du:dateUtc="2026-08-13T09:18:00Z">
+            <w:rPr/>
+          </w:rPrChange>
+        </w:rPr>
+        <w:t>1.</w:t>
+      </w:r>
+      <w:r>
+        <w:rPr>
+          <w:rFonts w:hint="eastAsia"/>
+          <w:strike/>
+          <w:rPrChange w:id="2" w:author="Hoe Tee Tsen" w:date="2026-08-13T17:18:00Z" w16du:dateUtc="2026-08-13T09:18:00Z">
+            <w:rPr>
+              <w:rFonts w:hint="eastAsia"/>
+            </w:rPr>
+          </w:rPrChange>
+        </w:rPr>
+        <w:t>通过工商数据比对该签约主体是否存在重大涉法涉诉事项；</w:t>
+      </w:r>
+    </w:p>
+    <w:p>
+      <w:pPr>
+        <w:ind w:firstLineChars="100"/>
+        <w:rPr>
+          <w:strike/>
+          <w:rPrChange w:id="3" w:author="Hoe Tee Tsen" w:date="2026-08-13T17:18:00Z" w16du:dateUtc="2026-08-13T09:18:00Z">
+            <w:rPr/>
+          </w:rPrChange>
+        </w:rPr>
+      </w:pPr>
+      <w:r>
+        <w:rPr>
+          <w:strike/>
+          <w:rPrChange w:id="4" w:author="Hoe Tee Tsen" w:date="2026-08-13T17:18:00Z" w16du:dateUtc="2026-08-13T09:18:00Z">
+            <w:rPr/>
+          </w:rPrChange>
+        </w:rPr>
+        <w:t>2.</w:t>
+      </w:r>
+      <w:r>
+        <w:rPr>
+          <w:rFonts w:hint="eastAsia"/>
+          <w:strike/>
+          <w:rPrChange w:id="5" w:author="Hoe Tee Tsen" w:date="2026-08-13T17:18:00Z" w16du:dateUtc="2026-08-13T09:18:00Z">
+            <w:rPr>
+              <w:rFonts w:hint="eastAsia"/>
+            </w:rPr>
+          </w:rPrChange>
         </w:rPr>
         <w:t>核对经营范围，合同标的是否在经营范围之内；</w:t>
       </w:r>
     </w:p>
     <w:p>
       <w:pPr>
-        <w:pStyle w:val="criteria"/>
-      </w:pPr>
-      <w:r>
-        <w:rPr>
-          <w:rFonts w:hint="eastAsia"/>
-          <w:highlight w:val="yellow"/>
-        </w:rPr>
-        <w:t>合同提供信息是否齐全，包括联系地址、联系电话、传真、法定代表人或负责人、联系人等信息。</w:t>
-      </w:r>
-    </w:p>
-    <w:p>
-      <w:pPr>
         <w:ind w:firstLineChars="100"/>
       </w:pPr>
       <w:r>
         <w:rPr>
           <w:rFonts w:hint="eastAsia"/>
         </w:rPr>
+        <w:t>3</w:t>
+      </w:r>
+      <w:r>
+        <w:t>.</w:t>
+      </w:r>
+      <w:r>
+        <w:rPr>
+          <w:rFonts w:hint="eastAsia"/>
+        </w:rPr>
+        <w:t>合同提供信息是否</w:t>
+      </w:r>
+      <w:r>
+        <w:rPr>
+          <w:rFonts w:hint="eastAsia"/>
+        </w:rPr>
+        <w:t>齐全，是否</w:t>
+      </w:r>
+      <w:r>
+        <w:rPr>
+          <w:rFonts w:hint="eastAsia"/>
+        </w:rPr>
+        <w:t>与工商登记一致，包括</w:t>
+      </w:r>
+      <w:r>
+        <w:rPr>
+          <w:rFonts w:hint="eastAsia"/>
+        </w:rPr>
+        <w:t>联系地址、联系电话、传真、法定代表人或负责人、联系人等信息</w:t>
+      </w:r>
+      <w:r>
+        <w:rPr>
+          <w:rFonts w:hint="eastAsia"/>
+        </w:rPr>
+        <w:t>；</w:t>
+      </w:r>
+    </w:p>
+    <w:p>
+      <w:pPr>
+        <w:ind w:firstLineChars="100"/>
+        <w:rPr>
+          <w:ins w:id="6" w:author="星韵律师" w:date="2026-03-20T15:10:00Z"/>
+          <w:strike/>
+          <w:rPrChange w:id="7" w:author="Hoe Tee Tsen" w:date="2026-08-13T17:18:00Z" w16du:dateUtc="2026-08-13T09:18:00Z">
+            <w:rPr>
+              <w:ins w:id="8" w:author="星韵律师" w:date="2026-03-20T15:10:00Z"/>
+            </w:rPr>
+          </w:rPrChange>
+        </w:rPr>
+      </w:pPr>
+      <w:r>
+        <w:rPr>
+          <w:strike/>
+          <w:rPrChange w:id="9" w:author="Hoe Tee Tsen" w:date="2026-08-13T17:18:00Z" w16du:dateUtc="2026-08-13T09:18:00Z">
+            <w:rPr/>
+          </w:rPrChange>
+        </w:rPr>
+        <w:t>4.</w:t>
+      </w:r>
+      <w:r>
+        <w:rPr>
+          <w:rFonts w:hint="eastAsia"/>
+          <w:strike/>
+          <w:rPrChange w:id="10" w:author="Hoe Tee Tsen" w:date="2026-08-13T17:18:00Z" w16du:dateUtc="2026-08-13T09:18:00Z">
+            <w:rPr>
+              <w:rFonts w:hint="eastAsia"/>
+            </w:rPr>
+          </w:rPrChange>
+        </w:rPr>
+        <w:t>购买软件等产品，是否有核心知识产权；</w:t>
+      </w:r>
+    </w:p>
+    <w:p>
+      <w:pPr>
+        <w:ind w:firstLineChars="100"/>
+        <w:rPr>
+          <w:strike/>
+          <w:rPrChange w:id="11" w:author="Hoe Tee Tsen" w:date="2026-08-13T17:18:00Z" w16du:dateUtc="2026-08-13T09:18:00Z">
+            <w:rPr/>
+          </w:rPrChange>
+        </w:rPr>
+      </w:pPr>
+      <w:ins w:id="12" w:author="星韵律师" w:date="2026-03-20T15:10:00Z">
+        <w:r>
+          <w:rPr>
+            <w:strike/>
+            <w:rPrChange w:id="13" w:author="Hoe Tee Tsen" w:date="2026-08-13T17:18:00Z" w16du:dateUtc="2026-08-13T09:18:00Z">
+              <w:rPr/>
+            </w:rPrChange>
+          </w:rPr>
+          <w:t>5.</w:t>
+        </w:r>
+        <w:r>
+          <w:rPr>
+            <w:rFonts w:hint="eastAsia"/>
+            <w:strike/>
+            <w:rPrChange w:id="14" w:author="Hoe Tee Tsen" w:date="2026-08-13T17:18:00Z" w16du:dateUtc="2026-08-13T09:18:00Z">
+              <w:rPr>
+                <w:rFonts w:hint="eastAsia"/>
+              </w:rPr>
+            </w:rPrChange>
+          </w:rPr>
+          <w:t>核对签约主体是否为</w:t>
+        </w:r>
+      </w:ins>
+      <w:ins w:id="15" w:author="星韵律师" w:date="2026-03-20T15:11:00Z">
+        <w:r>
+          <w:rPr>
+            <w:rFonts w:hint="eastAsia"/>
+            <w:strike/>
+            <w:rPrChange w:id="16" w:author="Hoe Tee Tsen" w:date="2026-08-13T17:18:00Z" w16du:dateUtc="2026-08-13T09:18:00Z">
+              <w:rPr>
+                <w:rFonts w:hint="eastAsia"/>
+              </w:rPr>
+            </w:rPrChange>
+          </w:rPr>
+          <w:t>独立法人，如非独立法人（如分公司），</w:t>
+        </w:r>
+      </w:ins>
+      <w:ins w:id="17" w:author="星韵律师" w:date="2026-03-20T16:58:00Z">
+        <w:r>
+          <w:rPr>
+            <w:rFonts w:hint="eastAsia"/>
+            <w:strike/>
+            <w:rPrChange w:id="18" w:author="Hoe Tee Tsen" w:date="2026-08-13T17:18:00Z" w16du:dateUtc="2026-08-13T09:18:00Z">
+              <w:rPr>
+                <w:rFonts w:hint="eastAsia"/>
+              </w:rPr>
+            </w:rPrChange>
+          </w:rPr>
+          <w:t>需获得</w:t>
+        </w:r>
+      </w:ins>
+      <w:ins w:id="19" w:author="星韵律师" w:date="2026-03-20T16:59:00Z">
+        <w:r>
+          <w:rPr>
+            <w:rFonts w:hint="eastAsia"/>
+            <w:strike/>
+            <w:rPrChange w:id="20" w:author="Hoe Tee Tsen" w:date="2026-08-13T17:18:00Z" w16du:dateUtc="2026-08-13T09:18:00Z">
+              <w:rPr>
+                <w:rFonts w:hint="eastAsia"/>
+              </w:rPr>
+            </w:rPrChange>
+          </w:rPr>
+          <w:t>相应授权。</w:t>
+        </w:r>
+      </w:ins>
+    </w:p>
+    <w:p>
+      <w:pPr>
+        <w:ind w:firstLineChars="100"/>
+        <w:rPr>
+          <w:ins w:id="21" w:author="Hoe Tee Tsen" w:date="2026-08-13T17:35:00Z" w16du:dateUtc="2026-08-13T09:35:00Z"/>
+        </w:rPr>
+      </w:pPr>
+      <w:r>
+        <w:rPr>
+          <w:rFonts w:hint="eastAsia"/>
+        </w:rPr>
         <w:t>二、</w:t>
       </w:r>
       <w:r>
@@ -73,6 +273,31 @@
       <w:pPr>
         <w:ind w:firstLineChars="100"/>
       </w:pPr>
+      <w:ins w:id="22" w:author="Hoe Tee Tsen" w:date="2026-08-13T17:35:00Z" w16du:dateUtc="2026-08-13T09:35:00Z">
+        <w:r>
+          <w:rPr>
+            <w:rFonts w:hint="eastAsia"/>
+          </w:rPr>
+          <w:t>“缺少</w:t>
+        </w:r>
+        <w:r>
+          <w:t>…</w:t>
+        </w:r>
+        <w:r>
+          <w:rPr>
+            <w:rFonts w:hint="eastAsia"/>
+          </w:rPr>
+          <w:t>”</w:t>
+        </w:r>
+      </w:ins>
+    </w:p>
+    <w:p>
+      <w:pPr>
+        <w:ind w:firstLineChars="100"/>
+        <w:rPr>
+          <w:ins w:id="23" w:author="Hoe Tee Tsen" w:date="2026-08-13T17:33:00Z" w16du:dateUtc="2026-08-13T09:33:00Z"/>
+        </w:rPr>
+      </w:pPr>
       <w:r>
         <w:rPr>
           <w:rFonts w:hint="eastAsia"/>
@@ -85,12 +310,14 @@
         </w:rPr>
         <w:t>知识产权约定或产品质量保证条款、</w:t>
       </w:r>
-      <w:r>
-        <w:rPr>
-          <w:rFonts w:hint="eastAsia"/>
-        </w:rPr>
-        <w:t>保密条款、</w:t>
-      </w:r>
+      <w:ins w:id="24" w:author="星韵律师" w:date="2026-03-20T17:00:00Z">
+        <w:r>
+          <w:rPr>
+            <w:rFonts w:hint="eastAsia"/>
+          </w:rPr>
+          <w:t>保密条款、</w:t>
+        </w:r>
+      </w:ins>
       <w:r>
         <w:rPr>
           <w:rFonts w:hint="eastAsia"/>
@@ -109,12 +336,14 @@
         </w:rPr>
         <w:t>违约责任、</w:t>
       </w:r>
-      <w:r>
-        <w:rPr>
-          <w:rFonts w:hint="eastAsia"/>
-        </w:rPr>
-        <w:t>合同解除、</w:t>
-      </w:r>
+      <w:ins w:id="25" w:author="星韵律师" w:date="2026-03-20T17:01:00Z">
+        <w:r>
+          <w:rPr>
+            <w:rFonts w:hint="eastAsia"/>
+          </w:rPr>
+          <w:t>合同解除、</w:t>
+        </w:r>
+      </w:ins>
       <w:r>
         <w:rPr>
           <w:rFonts w:hint="eastAsia"/>
@@ -142,44 +371,172 @@
     </w:p>
     <w:p>
       <w:pPr>
-        <w:pStyle w:val="criteria"/>
-        <w:numPr>
-          <w:ilvl w:val="0"/>
-          <w:numId w:val="6"/>
-        </w:numPr>
-        <w:ind w:left="255" w:hanging="57"/>
-        <w:rPr>
-          <w:rFonts w:hint="eastAsia"/>
-        </w:rPr>
-      </w:pPr>
-      <w:r>
-        <w:rPr>
-          <w:rFonts w:hint="eastAsia"/>
-        </w:rPr>
-        <w:t>合同首部及基础信息是否填写完整，包括合同编号、签订日期、签约主体、联系方式、统一社会信用代码、收付款账户等</w:t>
-      </w:r>
-    </w:p>
-    <w:p>
-      <w:pPr>
-        <w:pStyle w:val="criteria"/>
-      </w:pPr>
-      <w:r>
-        <w:rPr>
-          <w:rFonts w:hint="eastAsia"/>
-        </w:rPr>
-        <w:t>合同主要项目负责人是否确定、是否预留</w:t>
-      </w:r>
-      <w:r>
-        <w:rPr>
-          <w:rFonts w:hint="eastAsia"/>
-        </w:rPr>
-        <w:t>姓名、身份证号码及电话号码</w:t>
-      </w:r>
-    </w:p>
-    <w:p>
-      <w:pPr>
-        <w:pStyle w:val="criteria"/>
-      </w:pPr>
+        <w:ind w:firstLineChars="0" w:firstLine="0"/>
+        <w:pPrChange w:id="26" w:author="Hoe Tee Tsen" w:date="2026-08-13T17:33:00Z" w16du:dateUtc="2026-08-13T09:33:00Z">
+          <w:pPr>
+            <w:ind w:firstLineChars="100"/>
+          </w:pPr>
+        </w:pPrChange>
+      </w:pPr>
+      <w:ins w:id="27" w:author="Hoe Tee Tsen" w:date="2026-08-13T17:34:00Z" w16du:dateUtc="2026-08-13T09:34:00Z">
+        <w:r>
+          <w:rPr>
+            <w:rFonts w:hint="eastAsia"/>
+          </w:rPr>
+          <w:t>类似方面的标题存在</w:t>
+        </w:r>
+      </w:ins>
+      <w:ins w:id="28" w:author="Hoe Tee Tsen" w:date="2026-08-13T17:36:00Z" w16du:dateUtc="2026-08-13T09:36:00Z">
+        <w:r>
+          <w:rPr>
+            <w:rFonts w:hint="eastAsia"/>
+          </w:rPr>
+          <w:t>（标题</w:t>
+        </w:r>
+      </w:ins>
+      <w:ins w:id="29" w:author="Hoe Tee Tsen" w:date="2026-08-13T17:37:00Z" w16du:dateUtc="2026-08-13T09:37:00Z">
+        <w:r>
+          <w:rPr>
+            <w:rFonts w:hint="eastAsia"/>
+          </w:rPr>
+          <w:t>确定</w:t>
+        </w:r>
+      </w:ins>
+      <w:ins w:id="30" w:author="Hoe Tee Tsen" w:date="2026-08-13T17:36:00Z" w16du:dateUtc="2026-08-13T09:36:00Z">
+        <w:r>
+          <w:rPr>
+            <w:rFonts w:hint="eastAsia"/>
+          </w:rPr>
+          <w:t>）</w:t>
+        </w:r>
+      </w:ins>
+    </w:p>
+    <w:p>
+      <w:pPr>
+        <w:ind w:firstLineChars="100"/>
+      </w:pPr>
+      <w:r>
+        <w:rPr>
+          <w:rFonts w:hint="eastAsia"/>
+        </w:rPr>
+        <w:t>1</w:t>
+      </w:r>
+      <w:r>
+        <w:t>.</w:t>
+      </w:r>
+      <w:r>
+        <w:rPr>
+          <w:rFonts w:hint="eastAsia"/>
+        </w:rPr>
+        <w:t>合同</w:t>
+      </w:r>
+      <w:r>
+        <w:rPr>
+          <w:rFonts w:hint="eastAsia"/>
+          <w:color w:val="EE0000"/>
+          <w:rPrChange w:id="31" w:author="Hoe Tee Tsen" w:date="2026-08-13T17:35:00Z" w16du:dateUtc="2026-08-13T09:35:00Z">
+            <w:rPr>
+              <w:rFonts w:hint="eastAsia"/>
+            </w:rPr>
+          </w:rPrChange>
+        </w:rPr>
+        <w:t>主要项目负责人</w:t>
+      </w:r>
+      <w:r>
+        <w:rPr>
+          <w:rFonts w:hint="eastAsia"/>
+        </w:rPr>
+        <w:t>是否确定、是否预留</w:t>
+      </w:r>
+      <w:r>
+        <w:rPr>
+          <w:rFonts w:hint="eastAsia"/>
+          <w:color w:val="EE0000"/>
+          <w:rPrChange w:id="32" w:author="Hoe Tee Tsen" w:date="2026-08-13T17:35:00Z" w16du:dateUtc="2026-08-13T09:35:00Z">
+            <w:rPr>
+              <w:rFonts w:hint="eastAsia"/>
+            </w:rPr>
+          </w:rPrChange>
+        </w:rPr>
+        <w:t>姓名</w:t>
+      </w:r>
+      <w:r>
+        <w:rPr>
+          <w:rFonts w:hint="eastAsia"/>
+        </w:rPr>
+        <w:t>、</w:t>
+      </w:r>
+      <w:r>
+        <w:rPr>
+          <w:rFonts w:hint="eastAsia"/>
+          <w:color w:val="EE0000"/>
+          <w:rPrChange w:id="33" w:author="Hoe Tee Tsen" w:date="2026-08-13T17:34:00Z" w16du:dateUtc="2026-08-13T09:34:00Z">
+            <w:rPr>
+              <w:rFonts w:hint="eastAsia"/>
+            </w:rPr>
+          </w:rPrChange>
+        </w:rPr>
+        <w:t>身份证号码</w:t>
+      </w:r>
+      <w:r>
+        <w:rPr>
+          <w:rFonts w:hint="eastAsia"/>
+        </w:rPr>
+        <w:t>及</w:t>
+      </w:r>
+      <w:r>
+        <w:rPr>
+          <w:rFonts w:hint="eastAsia"/>
+          <w:color w:val="EE0000"/>
+          <w:rPrChange w:id="34" w:author="Hoe Tee Tsen" w:date="2026-08-13T17:34:00Z" w16du:dateUtc="2026-08-13T09:34:00Z">
+            <w:rPr>
+              <w:rFonts w:hint="eastAsia"/>
+            </w:rPr>
+          </w:rPrChange>
+        </w:rPr>
+        <w:t>电话号码</w:t>
+      </w:r>
+      <w:ins w:id="35" w:author="Hoe Tee Tsen" w:date="2026-08-13T17:34:00Z" w16du:dateUtc="2026-08-13T09:34:00Z">
+        <w:r>
+          <w:rPr>
+            <w:rFonts w:hint="eastAsia"/>
+            <w:color w:val="EE0000"/>
+          </w:rPr>
+          <w:t>（是否是同一</w:t>
+        </w:r>
+      </w:ins>
+      <w:ins w:id="36" w:author="Hoe Tee Tsen" w:date="2026-08-13T17:35:00Z" w16du:dateUtc="2026-08-13T09:35:00Z">
+        <w:r>
+          <w:rPr>
+            <w:rFonts w:hint="eastAsia"/>
+            <w:color w:val="EE0000"/>
+          </w:rPr>
+          <w:t>句子里出现</w:t>
+        </w:r>
+      </w:ins>
+      <w:ins w:id="37" w:author="Hoe Tee Tsen" w:date="2026-08-13T17:34:00Z" w16du:dateUtc="2026-08-13T09:34:00Z">
+        <w:r>
+          <w:rPr>
+            <w:rFonts w:hint="eastAsia"/>
+            <w:color w:val="EE0000"/>
+          </w:rPr>
+          <w:t>）</w:t>
+        </w:r>
+      </w:ins>
+    </w:p>
+    <w:p>
+      <w:pPr>
+        <w:ind w:firstLineChars="100"/>
+      </w:pPr>
+      <w:r>
+        <w:rPr>
+          <w:rFonts w:hint="eastAsia"/>
+        </w:rPr>
+        <w:t>2</w:t>
+      </w:r>
+      <w:r>
+        <w:t>.</w:t>
+      </w:r>
       <w:r>
         <w:rPr>
           <w:rFonts w:hint="eastAsia"/>
@@ -192,11 +549,56 @@
         </w:rPr>
         <w:t>品种、规格、型号、等级、花色等应具体注明，必要时可通过附件说明标的物的实际情况。</w:t>
       </w:r>
-    </w:p>
-    <w:p>
-      <w:pPr>
-        <w:pStyle w:val="criteria"/>
-      </w:pPr>
+      <w:ins w:id="38" w:author="Hoe Tee Tsen" w:date="2026-08-13T17:35:00Z" w16du:dateUtc="2026-08-13T09:35:00Z">
+        <w:r>
+          <w:rPr>
+            <w:rFonts w:hint="eastAsia"/>
+          </w:rPr>
+          <w:t>（标题里提醒</w:t>
+        </w:r>
+      </w:ins>
+      <w:ins w:id="39" w:author="Hoe Tee Tsen" w:date="2026-08-13T17:36:00Z" w16du:dateUtc="2026-08-13T09:36:00Z">
+        <w:r>
+          <w:rPr>
+            <w:rFonts w:hint="eastAsia"/>
+          </w:rPr>
+          <w:t>“</w:t>
+        </w:r>
+        <w:r>
+          <w:rPr>
+            <w:rFonts w:hint="eastAsia"/>
+          </w:rPr>
+          <w:t>品种、规格、型号、等级、花色等应具体注明，必要时可通过附件说明标的物的实际情况</w:t>
+        </w:r>
+        <w:r>
+          <w:rPr>
+            <w:rFonts w:hint="eastAsia"/>
+          </w:rPr>
+          <w:t>”</w:t>
+        </w:r>
+      </w:ins>
+      <w:ins w:id="40" w:author="Hoe Tee Tsen" w:date="2026-08-13T17:35:00Z" w16du:dateUtc="2026-08-13T09:35:00Z">
+        <w:r>
+          <w:rPr>
+            <w:rFonts w:hint="eastAsia"/>
+          </w:rPr>
+          <w:t>）</w:t>
+        </w:r>
+      </w:ins>
+    </w:p>
+    <w:p>
+      <w:pPr>
+        <w:ind w:firstLineChars="100"/>
+      </w:pPr>
+      <w:r>
+        <w:rPr>
+          <w:rFonts w:hint="eastAsia"/>
+        </w:rPr>
+        <w:t>3</w:t>
+      </w:r>
+      <w:r>
+        <w:t>.</w:t>
+      </w:r>
       <w:r>
         <w:rPr>
           <w:rFonts w:hint="eastAsia"/>
@@ -213,251 +615,1218 @@
         <w:rPr>
           <w:rFonts w:hint="eastAsia"/>
         </w:rPr>
-        <w:t>，</w:t>
-      </w:r>
-      <w:r>
-        <w:rPr>
-          <w:highlight w:val="yellow"/>
-        </w:rPr>
-        <w:t>如合同标的可能因外部因素调整数量</w:t>
-      </w:r>
-      <w:r>
-        <w:rPr>
-          <w:highlight w:val="yellow"/>
+        <w:t>。</w:t>
+      </w:r>
+      <w:ins w:id="41" w:author="Hoe Tee Tsen" w:date="2026-08-13T17:36:00Z" w16du:dateUtc="2026-08-13T09:36:00Z">
+        <w:r>
+          <w:rPr>
+            <w:rFonts w:hint="eastAsia"/>
+          </w:rPr>
+          <w:t>（</w:t>
+        </w:r>
+      </w:ins>
+      <w:ins w:id="42" w:author="Hoe Tee Tsen" w:date="2026-08-13T17:38:00Z" w16du:dateUtc="2026-08-13T09:38:00Z">
+        <w:r>
+          <w:rPr>
+            <w:rFonts w:hint="eastAsia"/>
+          </w:rPr>
+          <w:t>-</w:t>
+        </w:r>
+      </w:ins>
+      <w:ins w:id="43" w:author="Hoe Tee Tsen" w:date="2026-08-13T17:39:00Z" w16du:dateUtc="2026-08-13T09:39:00Z">
+        <w:r>
+          <w:rPr>
+            <w:rFonts w:hint="eastAsia"/>
+          </w:rPr>
+          <w:t>-</w:t>
+        </w:r>
+        <w:r>
+          <w:rPr>
+            <w:rFonts w:hint="eastAsia"/>
+          </w:rPr>
+          <w:t>提醒“</w:t>
+        </w:r>
+        <w:r>
+          <w:t>…</w:t>
+        </w:r>
+        <w:proofErr w:type="gramStart"/>
+        <w:r>
+          <w:rPr>
+            <w:rFonts w:hint="eastAsia"/>
+          </w:rPr>
+          <w:t>(</w:t>
+        </w:r>
+        <w:r>
+          <w:rPr>
+            <w:rFonts w:hint="eastAsia"/>
+          </w:rPr>
+          <w:t>照抄</w:t>
+        </w:r>
+        <w:r>
+          <w:rPr>
+            <w:rFonts w:hint="eastAsia"/>
+          </w:rPr>
+          <w:t>)</w:t>
+        </w:r>
+        <w:proofErr w:type="gramEnd"/>
+        <w:r>
+          <w:rPr>
+            <w:rFonts w:hint="eastAsia"/>
+          </w:rPr>
+          <w:t>”</w:t>
+        </w:r>
+      </w:ins>
+      <w:ins w:id="44" w:author="Hoe Tee Tsen" w:date="2026-08-13T17:38:00Z" w16du:dateUtc="2026-08-13T09:38:00Z">
+        <w:r>
+          <w:rPr>
+            <w:rFonts w:hint="eastAsia"/>
+          </w:rPr>
+          <w:t>-</w:t>
+        </w:r>
+      </w:ins>
+      <w:ins w:id="45" w:author="Hoe Tee Tsen" w:date="2026-08-13T17:39:00Z" w16du:dateUtc="2026-08-13T09:39:00Z">
+        <w:r>
+          <w:rPr>
+            <w:rFonts w:hint="eastAsia"/>
+          </w:rPr>
+          <w:t>-</w:t>
+        </w:r>
+        <w:r>
+          <w:rPr>
+            <w:rFonts w:hint="eastAsia"/>
+          </w:rPr>
+          <w:t>，数字后面是否添加单位，加总计算</w:t>
+        </w:r>
+      </w:ins>
+      <w:ins w:id="46" w:author="Hoe Tee Tsen" w:date="2026-08-13T17:36:00Z" w16du:dateUtc="2026-08-13T09:36:00Z">
+        <w:r>
+          <w:rPr>
+            <w:rFonts w:hint="eastAsia"/>
+          </w:rPr>
+          <w:t>）</w:t>
+        </w:r>
+      </w:ins>
+    </w:p>
+    <w:p>
+      <w:pPr>
+        <w:ind w:firstLineChars="100"/>
+      </w:pPr>
+      <w:r>
+        <w:rPr>
+          <w:rFonts w:hint="eastAsia"/>
+        </w:rPr>
+        <w:t>4</w:t>
+      </w:r>
+      <w:r>
+        <w:t>.</w:t>
+      </w:r>
+      <w:r>
+        <w:rPr>
+          <w:rFonts w:hint="eastAsia"/>
+        </w:rPr>
+        <w:t>付款计划：要有明确节点确认付款，应预留一部分金额待免费维保期结束后支付，且明确发票类型</w:t>
+      </w:r>
+      <w:ins w:id="47" w:author="Hoe Tee Tsen" w:date="2026-08-13T17:40:00Z" w16du:dateUtc="2026-08-13T09:40:00Z">
+        <w:r>
+          <w:rPr>
+            <w:rFonts w:hint="eastAsia"/>
+          </w:rPr>
+          <w:t>。（付款计划如果只有一条，需要直接提醒</w:t>
+        </w:r>
+        <w:r>
+          <w:rPr>
+            <w:rFonts w:hint="eastAsia"/>
+          </w:rPr>
+          <w:t>，“建议分期付款”</w:t>
+        </w:r>
+        <w:r>
+          <w:rPr>
+            <w:rFonts w:hint="eastAsia"/>
+          </w:rPr>
+          <w:t>）</w:t>
+        </w:r>
+      </w:ins>
+    </w:p>
+    <w:p>
+      <w:pPr>
+        <w:ind w:firstLineChars="100"/>
+        <w:rPr>
+          <w:ins w:id="48" w:author="星韵律师" w:date="2026-03-20T17:04:00Z"/>
+        </w:rPr>
+      </w:pPr>
+      <w:r>
+        <w:rPr>
+          <w:rFonts w:hint="eastAsia"/>
+        </w:rPr>
+        <w:lastRenderedPageBreak/>
+        <w:t>5</w:t>
+      </w:r>
+      <w:r>
+        <w:t>.</w:t>
+      </w:r>
+      <w:r>
+        <w:rPr>
+          <w:rFonts w:hint="eastAsia"/>
+        </w:rPr>
+        <w:t>合同期限：</w:t>
+      </w:r>
+      <w:r>
+        <w:rPr>
+          <w:rFonts w:hint="eastAsia"/>
+        </w:rPr>
+        <w:t>约定具体的</w:t>
+      </w:r>
+      <w:r>
+        <w:rPr>
+          <w:rFonts w:hint="eastAsia"/>
+          <w:color w:val="EE0000"/>
+          <w:rPrChange w:id="49" w:author="Hoe Tee Tsen" w:date="2026-08-13T17:42:00Z" w16du:dateUtc="2026-08-13T09:42:00Z">
+            <w:rPr>
+              <w:rFonts w:hint="eastAsia"/>
+            </w:rPr>
+          </w:rPrChange>
+        </w:rPr>
+        <w:t>合同履行期限</w:t>
+      </w:r>
+      <w:r>
+        <w:rPr>
+          <w:rFonts w:hint="eastAsia"/>
+        </w:rPr>
+        <w:t>，可按照年度、季度、月、旬、日计算；同时，明确各期限的概念，如自然日或工作日、自然季度或从起始日开始计算至第三个月同一日的前一天等，避免模棱两可的语言。</w:t>
+      </w:r>
+      <w:ins w:id="50" w:author="Hoe Tee Tsen" w:date="2026-08-13T17:41:00Z" w16du:dateUtc="2026-08-13T09:41:00Z">
+        <w:r>
+          <w:rPr>
+            <w:rFonts w:hint="eastAsia"/>
+          </w:rPr>
+          <w:t>（如果没有合同日期，提醒“补充合同履行期限”）</w:t>
+        </w:r>
+      </w:ins>
+    </w:p>
+    <w:p>
+      <w:pPr>
+        <w:ind w:firstLineChars="100"/>
+        <w:rPr>
+          <w:ins w:id="51" w:author="星韵律师" w:date="2026-03-20T17:05:00Z"/>
+          <w:strike/>
+          <w:rPrChange w:id="52" w:author="Hoe Tee Tsen" w:date="2026-08-13T17:42:00Z" w16du:dateUtc="2026-08-13T09:42:00Z">
+            <w:rPr>
+              <w:ins w:id="53" w:author="星韵律师" w:date="2026-03-20T17:05:00Z"/>
+            </w:rPr>
+          </w:rPrChange>
+        </w:rPr>
+      </w:pPr>
+      <w:ins w:id="54" w:author="星韵律师" w:date="2026-03-20T17:04:00Z">
+        <w:r>
+          <w:rPr>
+            <w:strike/>
+            <w:rPrChange w:id="55" w:author="Hoe Tee Tsen" w:date="2026-08-13T17:42:00Z" w16du:dateUtc="2026-08-13T09:42:00Z">
+              <w:rPr/>
+            </w:rPrChange>
+          </w:rPr>
+          <w:t>6.</w:t>
+        </w:r>
+      </w:ins>
+      <w:ins w:id="56" w:author="星韵律师" w:date="2026-03-20T17:06:00Z">
+        <w:r>
+          <w:rPr>
+            <w:rFonts w:hint="eastAsia"/>
+            <w:strike/>
+            <w:rPrChange w:id="57" w:author="Hoe Tee Tsen" w:date="2026-08-13T17:42:00Z" w16du:dateUtc="2026-08-13T09:42:00Z">
+              <w:rPr>
+                <w:rFonts w:hint="eastAsia"/>
+              </w:rPr>
+            </w:rPrChange>
+          </w:rPr>
+          <w:t>完成时限</w:t>
+        </w:r>
+      </w:ins>
+      <w:ins w:id="58" w:author="星韵律师" w:date="2026-03-20T17:04:00Z">
+        <w:r>
+          <w:rPr>
+            <w:rFonts w:hint="eastAsia"/>
+            <w:strike/>
+            <w:rPrChange w:id="59" w:author="Hoe Tee Tsen" w:date="2026-08-13T17:42:00Z" w16du:dateUtc="2026-08-13T09:42:00Z">
+              <w:rPr>
+                <w:rFonts w:hint="eastAsia"/>
+              </w:rPr>
+            </w:rPrChange>
+          </w:rPr>
+          <w:t>：明确每一工作阶段应完成的工作内容</w:t>
+        </w:r>
+      </w:ins>
+      <w:ins w:id="60" w:author="星韵律师" w:date="2026-03-20T17:05:00Z">
+        <w:r>
+          <w:rPr>
+            <w:rFonts w:hint="eastAsia"/>
+            <w:strike/>
+            <w:rPrChange w:id="61" w:author="Hoe Tee Tsen" w:date="2026-08-13T17:42:00Z" w16du:dateUtc="2026-08-13T09:42:00Z">
+              <w:rPr>
+                <w:rFonts w:hint="eastAsia"/>
+              </w:rPr>
+            </w:rPrChange>
+          </w:rPr>
+          <w:t>，以及提交工作成果的形式。</w:t>
+        </w:r>
+      </w:ins>
+    </w:p>
+    <w:p>
+      <w:pPr>
+        <w:ind w:firstLineChars="100"/>
+        <w:rPr>
+          <w:ins w:id="62" w:author="星韵律师" w:date="2026-03-20T17:14:00Z"/>
+        </w:rPr>
+      </w:pPr>
+      <w:ins w:id="63" w:author="星韵律师" w:date="2026-03-20T17:05:00Z">
+        <w:r>
+          <w:t>7.</w:t>
+        </w:r>
+      </w:ins>
+      <w:ins w:id="64" w:author="星韵律师" w:date="2026-03-20T17:11:00Z">
+        <w:r>
+          <w:rPr>
+            <w:rFonts w:hint="eastAsia"/>
+          </w:rPr>
+          <w:t>违约责任：涉及对方违约责任</w:t>
+        </w:r>
+      </w:ins>
+      <w:ins w:id="65" w:author="星韵律师" w:date="2026-03-20T17:12:00Z">
+        <w:r>
+          <w:rPr>
+            <w:rFonts w:hint="eastAsia"/>
+          </w:rPr>
+          <w:t>应明确具体，设置兜底条款，对于除明确约定的违约情形外的其他对方违约情形，</w:t>
+        </w:r>
+      </w:ins>
+      <w:ins w:id="66" w:author="星韵律师" w:date="2026-03-20T17:13:00Z">
+        <w:r>
+          <w:rPr>
+            <w:rFonts w:hint="eastAsia"/>
+          </w:rPr>
+          <w:t>也明确相应的违约责任。</w:t>
+        </w:r>
+      </w:ins>
+      <w:ins w:id="67" w:author="Hoe Tee Tsen" w:date="2026-08-13T17:42:00Z" w16du:dateUtc="2026-08-13T09:42:00Z">
+        <w:r>
+          <w:rPr>
+            <w:rFonts w:hint="eastAsia"/>
+          </w:rPr>
+          <w:t>（</w:t>
+        </w:r>
+      </w:ins>
+      <w:ins w:id="68" w:author="Hoe Tee Tsen" w:date="2026-08-13T17:43:00Z" w16du:dateUtc="2026-08-13T09:43:00Z">
+        <w:r>
+          <w:rPr>
+            <w:rFonts w:hint="eastAsia"/>
+          </w:rPr>
+          <w:t>第</w:t>
+        </w:r>
+        <w:r>
+          <w:rPr>
+            <w:rFonts w:hint="eastAsia"/>
+          </w:rPr>
+          <w:t xml:space="preserve"> </w:t>
+        </w:r>
+        <w:r>
+          <w:rPr>
+            <w:rFonts w:hint="eastAsia"/>
+          </w:rPr>
+          <w:t>条</w:t>
+        </w:r>
+        <w:r>
+          <w:rPr>
+            <w:rFonts w:hint="eastAsia"/>
+          </w:rPr>
+          <w:t xml:space="preserve"> </w:t>
+        </w:r>
+        <w:r>
+          <w:rPr>
+            <w:rFonts w:hint="eastAsia"/>
+          </w:rPr>
+          <w:t>违约责任</w:t>
+        </w:r>
+        <w:r>
+          <w:rPr>
+            <w:rFonts w:hint="eastAsia"/>
+          </w:rPr>
+          <w:t xml:space="preserve"> </w:t>
+        </w:r>
+        <w:r>
+          <w:rPr>
+            <w:rFonts w:hint="eastAsia"/>
+          </w:rPr>
+          <w:t>加一个批注提醒“（照抄）”</w:t>
+        </w:r>
+      </w:ins>
+      <w:ins w:id="69" w:author="Hoe Tee Tsen" w:date="2026-08-13T17:42:00Z" w16du:dateUtc="2026-08-13T09:42:00Z">
+        <w:r>
+          <w:rPr>
+            <w:rFonts w:hint="eastAsia"/>
+          </w:rPr>
+          <w:t>）</w:t>
+        </w:r>
+      </w:ins>
+    </w:p>
+    <w:p>
+      <w:pPr>
+        <w:ind w:firstLineChars="100"/>
+      </w:pPr>
+      <w:ins w:id="70" w:author="星韵律师" w:date="2026-03-20T17:14:00Z">
+        <w:r>
+          <w:t>8.</w:t>
+        </w:r>
+        <w:r>
+          <w:rPr>
+            <w:rFonts w:hint="eastAsia"/>
+          </w:rPr>
+          <w:t>司法关系：由我方住所地人民法院管辖。</w:t>
+        </w:r>
+      </w:ins>
+      <w:ins w:id="71" w:author="Hoe Tee Tsen" w:date="2026-08-13T17:43:00Z" w16du:dateUtc="2026-08-13T09:43:00Z">
+        <w:r>
+          <w:rPr>
+            <w:rFonts w:hint="eastAsia"/>
+          </w:rPr>
+          <w:t>（</w:t>
+        </w:r>
+      </w:ins>
+      <w:ins w:id="72" w:author="Hoe Tee Tsen" w:date="2026-08-13T17:44:00Z" w16du:dateUtc="2026-08-13T09:44:00Z">
+        <w:r>
+          <w:rPr>
+            <w:rFonts w:hint="eastAsia"/>
+          </w:rPr>
+          <w:t>如果没有“甲方住所地人民法院”，提醒“补充或修改</w:t>
+        </w:r>
+      </w:ins>
+      <w:ins w:id="73" w:author="Hoe Tee Tsen" w:date="2026-08-13T17:46:00Z" w16du:dateUtc="2026-08-13T09:46:00Z">
+        <w:r>
+          <w:rPr>
+            <w:rFonts w:hint="eastAsia"/>
+          </w:rPr>
+          <w:t xml:space="preserve"> -&gt; </w:t>
+        </w:r>
+        <w:r>
+          <w:rPr>
+            <w:rFonts w:hint="eastAsia"/>
+          </w:rPr>
+          <w:t>甲方住所地人民法院</w:t>
+        </w:r>
+      </w:ins>
+      <w:ins w:id="74" w:author="Hoe Tee Tsen" w:date="2026-08-13T17:44:00Z" w16du:dateUtc="2026-08-13T09:44:00Z">
+        <w:r>
+          <w:rPr>
+            <w:rFonts w:hint="eastAsia"/>
+          </w:rPr>
+          <w:t>”</w:t>
+        </w:r>
+      </w:ins>
+      <w:ins w:id="75" w:author="Hoe Tee Tsen" w:date="2026-08-13T17:47:00Z" w16du:dateUtc="2026-08-13T09:47:00Z">
+        <w:r>
+          <w:rPr>
+            <w:rFonts w:hint="eastAsia"/>
+          </w:rPr>
+          <w:t>。“人民法院”</w:t>
+        </w:r>
+      </w:ins>
+      <w:ins w:id="76" w:author="Hoe Tee Tsen" w:date="2026-08-13T17:48:00Z" w16du:dateUtc="2026-08-13T09:48:00Z">
+        <w:r>
+          <w:rPr>
+            <w:rFonts w:hint="eastAsia"/>
+          </w:rPr>
+          <w:t>-&gt;</w:t>
+        </w:r>
+      </w:ins>
+      <w:ins w:id="77" w:author="Hoe Tee Tsen" w:date="2026-08-13T17:49:00Z" w16du:dateUtc="2026-08-13T09:49:00Z">
+        <w:r>
+          <w:rPr>
+            <w:rFonts w:hint="eastAsia"/>
+          </w:rPr>
+          <w:t xml:space="preserve"> </w:t>
+        </w:r>
+        <w:r>
+          <w:rPr>
+            <w:rFonts w:hint="eastAsia"/>
+          </w:rPr>
+          <w:t>“甲方住所地人民法院”</w:t>
+        </w:r>
+      </w:ins>
+      <w:ins w:id="78" w:author="Hoe Tee Tsen" w:date="2026-08-13T17:48:00Z" w16du:dateUtc="2026-08-13T09:48:00Z">
+        <w:r>
+          <w:rPr>
+            <w:rFonts w:hint="eastAsia"/>
+          </w:rPr>
+          <w:t>如没有</w:t>
+        </w:r>
+      </w:ins>
+      <w:ins w:id="79" w:author="Hoe Tee Tsen" w:date="2026-08-13T17:49:00Z" w16du:dateUtc="2026-08-13T09:49:00Z">
+        <w:r>
+          <w:rPr>
+            <w:rFonts w:hint="eastAsia"/>
+          </w:rPr>
+          <w:t>则</w:t>
+        </w:r>
+      </w:ins>
+      <w:ins w:id="80" w:author="Hoe Tee Tsen" w:date="2026-08-13T17:48:00Z" w16du:dateUtc="2026-08-13T09:48:00Z">
+        <w:r>
+          <w:rPr>
+            <w:rFonts w:hint="eastAsia"/>
+          </w:rPr>
+          <w:t>直接提醒；</w:t>
+        </w:r>
+      </w:ins>
+      <w:ins w:id="81" w:author="Hoe Tee Tsen" w:date="2026-08-13T17:43:00Z" w16du:dateUtc="2026-08-13T09:43:00Z">
+        <w:r>
+          <w:rPr>
+            <w:rFonts w:hint="eastAsia"/>
+          </w:rPr>
+          <w:t>）</w:t>
+        </w:r>
+      </w:ins>
+    </w:p>
+    <w:p>
+      <w:pPr>
+        <w:ind w:firstLineChars="100"/>
+      </w:pPr>
+      <w:r>
+        <w:rPr>
+          <w:rFonts w:hint="eastAsia"/>
+        </w:rPr>
+        <w:t>三、其他</w:t>
+      </w:r>
+      <w:r>
+        <w:rPr>
+          <w:rFonts w:hint="eastAsia"/>
+        </w:rPr>
+        <w:t>基本问题</w:t>
+      </w:r>
+    </w:p>
+    <w:p>
+      <w:pPr>
+        <w:ind w:firstLineChars="100"/>
+      </w:pPr>
+      <w:r>
+        <w:rPr>
+          <w:rFonts w:hint="eastAsia"/>
+        </w:rPr>
+        <w:t>1</w:t>
+      </w:r>
+      <w:r>
+        <w:t>.</w:t>
+      </w:r>
+      <w:r>
+        <w:rPr>
+          <w:rFonts w:hint="eastAsia"/>
+        </w:rPr>
+        <w:t>是否有错别字、是否标题顺序杂乱</w:t>
+      </w:r>
+      <w:ins w:id="82" w:author="Hoe Tee Tsen" w:date="2026-08-13T17:50:00Z" w16du:dateUtc="2026-08-13T09:50:00Z">
+        <w:r>
+          <w:rPr>
+            <w:rFonts w:hint="eastAsia"/>
+          </w:rPr>
+          <w:t>（第一二三四条顺序检查）</w:t>
+        </w:r>
+      </w:ins>
+      <w:r>
+        <w:rPr>
+          <w:rFonts w:hint="eastAsia"/>
+        </w:rPr>
+        <w:t>、是否付款计划</w:t>
+      </w:r>
+      <w:ins w:id="83" w:author="Hoe Tee Tsen" w:date="2026-08-13T17:52:00Z" w16du:dateUtc="2026-08-13T09:52:00Z">
+        <w:r>
+          <w:rPr>
+            <w:rFonts w:hint="eastAsia"/>
+          </w:rPr>
+          <w:t>（</w:t>
+        </w:r>
+      </w:ins>
+      <w:ins w:id="84" w:author="Hoe Tee Tsen" w:date="2026-08-13T17:55:00Z" w16du:dateUtc="2026-08-13T09:55:00Z">
+        <w:r>
+          <w:rPr>
+            <w:rFonts w:hint="eastAsia"/>
+          </w:rPr>
+          <w:t>如果没有</w:t>
+        </w:r>
+      </w:ins>
+      <w:ins w:id="85" w:author="Hoe Tee Tsen" w:date="2026-08-13T17:54:00Z" w16du:dateUtc="2026-08-13T09:54:00Z">
+        <w:r>
+          <w:rPr>
+            <w:rFonts w:hint="eastAsia"/>
+          </w:rPr>
+          <w:t>“分批支付”</w:t>
+        </w:r>
+      </w:ins>
+      <w:ins w:id="86" w:author="Hoe Tee Tsen" w:date="2026-08-13T17:55:00Z" w16du:dateUtc="2026-08-13T09:55:00Z">
+        <w:r>
+          <w:rPr>
+            <w:rFonts w:hint="eastAsia"/>
+          </w:rPr>
+          <w:t>，提醒“补充</w:t>
+        </w:r>
+        <w:r>
+          <w:t>…</w:t>
+        </w:r>
+        <w:r>
+          <w:rPr>
+            <w:rFonts w:hint="eastAsia"/>
+          </w:rPr>
+          <w:t>”</w:t>
+        </w:r>
+      </w:ins>
+      <w:ins w:id="87" w:author="Hoe Tee Tsen" w:date="2026-08-13T17:52:00Z" w16du:dateUtc="2026-08-13T09:52:00Z">
+        <w:r>
+          <w:rPr>
+            <w:rFonts w:hint="eastAsia"/>
+          </w:rPr>
+          <w:t>）</w:t>
+        </w:r>
+      </w:ins>
+      <w:r>
+        <w:rPr>
+          <w:rFonts w:hint="eastAsia"/>
+        </w:rPr>
+        <w:t>所有总和与合同总金额不一致</w:t>
+      </w:r>
+      <w:ins w:id="88" w:author="Hoe Tee Tsen" w:date="2026-08-13T17:57:00Z" w16du:dateUtc="2026-08-13T09:57:00Z">
+        <w:r>
+          <w:rPr>
+            <w:rFonts w:hint="eastAsia"/>
+          </w:rPr>
+          <w:t>（不同类别的支付计划分别加总</w:t>
+        </w:r>
+      </w:ins>
+      <w:ins w:id="89" w:author="Hoe Tee Tsen" w:date="2026-08-13T17:58:00Z" w16du:dateUtc="2026-08-13T09:58:00Z">
+        <w:r>
+          <w:rPr>
+            <w:rFonts w:hint="eastAsia"/>
+          </w:rPr>
+          <w:t>（百分比、金额）</w:t>
+        </w:r>
+      </w:ins>
+      <w:ins w:id="90" w:author="Hoe Tee Tsen" w:date="2026-08-13T17:57:00Z" w16du:dateUtc="2026-08-13T09:57:00Z">
+        <w:r>
+          <w:rPr>
+            <w:rFonts w:hint="eastAsia"/>
+          </w:rPr>
+          <w:t>计算核验）</w:t>
+        </w:r>
+      </w:ins>
+      <w:r>
+        <w:rPr>
+          <w:rFonts w:hint="eastAsia"/>
+        </w:rPr>
+        <w:t>，合同金额</w:t>
+      </w:r>
+      <w:r>
+        <w:rPr>
+          <w:rFonts w:hint="eastAsia"/>
+          <w:color w:val="EE0000"/>
+          <w:rPrChange w:id="91" w:author="Hoe Tee Tsen" w:date="2026-08-13T17:58:00Z" w16du:dateUtc="2026-08-13T09:58:00Z">
+            <w:rPr>
+              <w:rFonts w:hint="eastAsia"/>
+            </w:rPr>
+          </w:rPrChange>
+        </w:rPr>
+        <w:t>大小写</w:t>
+      </w:r>
+      <w:r>
+        <w:rPr>
+          <w:rFonts w:hint="eastAsia"/>
+        </w:rPr>
+        <w:t>不一致、语句语病</w:t>
+      </w:r>
+      <w:ins w:id="92" w:author="Hoe Tee Tsen" w:date="2026-08-13T17:58:00Z" w16du:dateUtc="2026-08-13T09:58:00Z">
+        <w:r>
+          <w:rPr>
+            <w:rFonts w:hint="eastAsia"/>
+          </w:rPr>
+          <w:t>（</w:t>
+        </w:r>
+      </w:ins>
+      <w:ins w:id="93" w:author="Hoe Tee Tsen" w:date="2026-08-13T17:59:00Z" w16du:dateUtc="2026-08-13T09:59:00Z">
+        <w:r>
+          <w:rPr>
+            <w:rFonts w:hint="eastAsia"/>
+          </w:rPr>
+          <w:t>挨着</w:t>
+        </w:r>
+      </w:ins>
+      <w:ins w:id="94" w:author="Hoe Tee Tsen" w:date="2026-08-13T17:58:00Z" w16du:dateUtc="2026-08-13T09:58:00Z">
+        <w:r>
+          <w:rPr>
+            <w:rFonts w:hint="eastAsia"/>
+          </w:rPr>
+          <w:t>重复</w:t>
+        </w:r>
+      </w:ins>
+      <w:ins w:id="95" w:author="Hoe Tee Tsen" w:date="2026-08-13T17:59:00Z" w16du:dateUtc="2026-08-13T09:59:00Z">
+        <w:r>
+          <w:rPr>
+            <w:rFonts w:hint="eastAsia"/>
+          </w:rPr>
+          <w:t>（例如“一致一致”）</w:t>
+        </w:r>
+      </w:ins>
+      <w:ins w:id="96" w:author="Hoe Tee Tsen" w:date="2026-08-13T17:58:00Z" w16du:dateUtc="2026-08-13T09:58:00Z">
+        <w:r>
+          <w:rPr>
+            <w:rFonts w:hint="eastAsia"/>
+          </w:rPr>
+          <w:t>、</w:t>
+        </w:r>
+      </w:ins>
+      <w:ins w:id="97" w:author="Hoe Tee Tsen" w:date="2026-08-13T18:00:00Z" w16du:dateUtc="2026-08-13T10:00:00Z">
+        <w:r>
+          <w:rPr>
+            <w:rFonts w:hint="eastAsia"/>
+          </w:rPr>
+          <w:t>一句话</w:t>
+        </w:r>
+      </w:ins>
+      <w:ins w:id="98" w:author="Hoe Tee Tsen" w:date="2026-08-13T17:59:00Z" w16du:dateUtc="2026-08-13T09:59:00Z">
+        <w:r>
+          <w:rPr>
+            <w:rFonts w:hint="eastAsia"/>
+          </w:rPr>
+          <w:t>主语缺失</w:t>
+        </w:r>
+      </w:ins>
+      <w:ins w:id="99" w:author="Hoe Tee Tsen" w:date="2026-08-13T18:01:00Z" w16du:dateUtc="2026-08-13T10:01:00Z">
+        <w:r>
+          <w:rPr>
+            <w:rFonts w:hint="eastAsia"/>
+          </w:rPr>
+          <w:t>，提醒“（报错）”</w:t>
+        </w:r>
+      </w:ins>
+      <w:ins w:id="100" w:author="Hoe Tee Tsen" w:date="2026-08-13T17:58:00Z" w16du:dateUtc="2026-08-13T09:58:00Z">
+        <w:r>
+          <w:rPr>
+            <w:rFonts w:hint="eastAsia"/>
+          </w:rPr>
+          <w:t>）</w:t>
+        </w:r>
+      </w:ins>
+    </w:p>
+    <w:p>
+      <w:pPr>
+        <w:ind w:firstLineChars="100"/>
+        <w:rPr>
+          <w:ins w:id="101" w:author="Hoe Tee Tsen" w:date="2026-08-13T18:13:00Z" w16du:dateUtc="2026-08-13T10:13:00Z"/>
+        </w:rPr>
+      </w:pPr>
+      <w:r>
+        <w:rPr>
+          <w:rFonts w:hint="eastAsia"/>
+        </w:rPr>
+        <w:t>2</w:t>
+      </w:r>
+      <w:r>
+        <w:t>.</w:t>
+      </w:r>
+      <w:r>
+        <w:rPr>
+          <w:rFonts w:hint="eastAsia"/>
+        </w:rPr>
+        <w:t>校验相同条款在正文与附件中约定是否一致</w:t>
+      </w:r>
+      <w:ins w:id="102" w:author="Hoe Tee Tsen" w:date="2026-08-13T18:06:00Z" w16du:dateUtc="2026-08-13T10:06:00Z">
+        <w:r>
+          <w:rPr>
+            <w:rFonts w:hint="eastAsia"/>
+          </w:rPr>
+          <w:t>（</w:t>
+        </w:r>
+      </w:ins>
+      <w:ins w:id="103" w:author="Hoe Tee Tsen" w:date="2026-08-13T18:09:00Z" w16du:dateUtc="2026-08-13T10:09:00Z">
+        <w:r>
+          <w:rPr>
+            <w:rFonts w:hint="eastAsia"/>
+            <w:b/>
+            <w:bCs/>
+            <w:rPrChange w:id="104" w:author="Hoe Tee Tsen" w:date="2026-08-13T18:09:00Z" w16du:dateUtc="2026-08-13T10:09:00Z">
+              <w:rPr>
+                <w:rFonts w:hint="eastAsia"/>
+              </w:rPr>
+            </w:rPrChange>
+          </w:rPr>
+          <w:t>后续</w:t>
+        </w:r>
+        <w:r>
+          <w:rPr>
+            <w:rFonts w:hint="eastAsia"/>
+            <w:b/>
+            <w:bCs/>
+          </w:rPr>
+          <w:t xml:space="preserve"> </w:t>
+        </w:r>
+        <w:r>
+          <w:rPr>
+            <w:rFonts w:hint="eastAsia"/>
+            <w:b/>
+            <w:bCs/>
+          </w:rPr>
+          <w:t>附件需要单独拎出</w:t>
+        </w:r>
+        <w:r>
+          <w:rPr>
+            <w:rFonts w:hint="eastAsia"/>
+            <w:b/>
+            <w:bCs/>
+          </w:rPr>
+          <w:t xml:space="preserve"> </w:t>
+        </w:r>
+        <w:r>
+          <w:rPr>
+            <w:rFonts w:hint="eastAsia"/>
+            <w:b/>
+            <w:bCs/>
+          </w:rPr>
+          <w:t>单独进行检索</w:t>
+        </w:r>
+      </w:ins>
+      <w:ins w:id="105" w:author="Hoe Tee Tsen" w:date="2026-08-13T18:06:00Z" w16du:dateUtc="2026-08-13T10:06:00Z">
+        <w:r>
+          <w:rPr>
+            <w:rFonts w:hint="eastAsia"/>
+          </w:rPr>
+          <w:t>）</w:t>
+        </w:r>
+      </w:ins>
+    </w:p>
+    <w:p>
+      <w:pPr>
+        <w:ind w:firstLineChars="100"/>
+      </w:pPr>
+      <w:ins w:id="106" w:author="Hoe Tee Tsen" w:date="2026-08-13T18:13:00Z" w16du:dateUtc="2026-08-13T10:13:00Z">
+        <w:r>
+          <w:rPr>
+            <w:rFonts w:hint="eastAsia"/>
+          </w:rPr>
+          <w:t xml:space="preserve">8. </w:t>
+        </w:r>
+        <w:r>
+          <w:rPr>
+            <w:rFonts w:hint="eastAsia"/>
+          </w:rPr>
+          <w:t>一个句子连续重复</w:t>
+        </w:r>
+        <w:r>
+          <w:rPr>
+            <w:rFonts w:hint="eastAsia"/>
+          </w:rPr>
+          <w:t xml:space="preserve"> 20 </w:t>
+        </w:r>
+        <w:r>
+          <w:rPr>
+            <w:rFonts w:hint="eastAsia"/>
+          </w:rPr>
+          <w:t>个字以上，两句话</w:t>
+        </w:r>
+        <w:proofErr w:type="gramStart"/>
+        <w:r>
+          <w:rPr>
+            <w:rFonts w:hint="eastAsia"/>
+          </w:rPr>
+          <w:t xml:space="preserve"> </w:t>
+        </w:r>
+        <w:r>
+          <w:rPr>
+            <w:rFonts w:hint="eastAsia"/>
+          </w:rPr>
+          <w:t>。</w:t>
+        </w:r>
+        <w:proofErr w:type="gramEnd"/>
+        <w:r>
+          <w:rPr>
+            <w:rFonts w:hint="eastAsia"/>
+          </w:rPr>
+          <w:t xml:space="preserve"> </w:t>
+        </w:r>
+        <w:r>
+          <w:rPr>
+            <w:rFonts w:hint="eastAsia"/>
+          </w:rPr>
+          <w:t>。需要一摸一样（后续</w:t>
+        </w:r>
+        <w:r>
+          <w:rPr>
+            <w:rFonts w:hint="eastAsia"/>
+          </w:rPr>
+          <w:t xml:space="preserve"> </w:t>
+        </w:r>
+        <w:r>
+          <w:rPr>
+            <w:rFonts w:hint="eastAsia"/>
+          </w:rPr>
+          <w:t>需要样例）</w:t>
+        </w:r>
+      </w:ins>
+    </w:p>
+    <w:p>
+      <w:pPr>
+        <w:ind w:firstLineChars="100"/>
+      </w:pPr>
+      <w:r>
+        <w:rPr>
+          <w:rFonts w:hint="eastAsia"/>
+        </w:rPr>
+        <w:t>3</w:t>
+      </w:r>
+      <w:r>
+        <w:t>.</w:t>
+      </w:r>
+      <w:r>
+        <w:rPr>
+          <w:rFonts w:hint="eastAsia"/>
+        </w:rPr>
+        <w:t>校验是否出现招标单位、谈判单位</w:t>
+      </w:r>
+      <w:ins w:id="107" w:author="Hoe Tee Tsen" w:date="2026-08-13T18:13:00Z" w16du:dateUtc="2026-08-13T10:13:00Z">
+        <w:r>
+          <w:rPr>
+            <w:rFonts w:hint="eastAsia"/>
+          </w:rPr>
+          <w:t>、投标单位</w:t>
+        </w:r>
+      </w:ins>
+      <w:r>
+        <w:rPr>
+          <w:rFonts w:hint="eastAsia"/>
+        </w:rPr>
+        <w:t>等其他流程中相关用语</w:t>
+      </w:r>
+      <w:ins w:id="108" w:author="Hoe Tee Tsen" w:date="2026-08-13T18:13:00Z" w16du:dateUtc="2026-08-13T10:13:00Z">
+        <w:r>
+          <w:rPr>
+            <w:rFonts w:hint="eastAsia"/>
+          </w:rPr>
+          <w:t>（</w:t>
+        </w:r>
+      </w:ins>
+      <w:ins w:id="109" w:author="Hoe Tee Tsen" w:date="2026-08-13T18:14:00Z" w16du:dateUtc="2026-08-13T10:14:00Z">
+        <w:r>
+          <w:rPr>
+            <w:rFonts w:hint="eastAsia"/>
+          </w:rPr>
+          <w:t>不得出现如下敏感词</w:t>
+        </w:r>
+      </w:ins>
+      <w:ins w:id="110" w:author="Hoe Tee Tsen" w:date="2026-08-13T18:15:00Z" w16du:dateUtc="2026-08-13T10:15:00Z">
+        <w:r>
+          <w:rPr>
+            <w:rFonts w:hint="eastAsia"/>
+          </w:rPr>
+          <w:t>“</w:t>
+        </w:r>
+        <w:r>
+          <w:t>招标单位、中标单位、投标单位、谈判单位、谈判响应单位、采购人、投标人、入围单位</w:t>
+        </w:r>
+      </w:ins>
+      <w:ins w:id="111" w:author="Hoe Tee Tsen" w:date="2026-08-13T18:24:00Z" w16du:dateUtc="2026-08-13T10:24:00Z">
+        <w:r>
+          <w:rPr>
+            <w:rFonts w:hint="eastAsia"/>
+          </w:rPr>
+          <w:t>、</w:t>
+        </w:r>
+        <w:r>
+          <w:t>征集单位</w:t>
+        </w:r>
+      </w:ins>
+      <w:ins w:id="112" w:author="Hoe Tee Tsen" w:date="2026-08-13T18:15:00Z" w16du:dateUtc="2026-08-13T10:15:00Z">
+        <w:r>
+          <w:rPr>
+            <w:rFonts w:hint="eastAsia"/>
+          </w:rPr>
+          <w:t>”</w:t>
+        </w:r>
+      </w:ins>
+      <w:ins w:id="113" w:author="Hoe Tee Tsen" w:date="2026-08-13T18:14:00Z" w16du:dateUtc="2026-08-13T10:14:00Z">
+        <w:r>
+          <w:rPr>
+            <w:rFonts w:hint="eastAsia"/>
+          </w:rPr>
+          <w:t>，如是则报错“</w:t>
+        </w:r>
+        <w:r>
+          <w:t>…</w:t>
+        </w:r>
+        <w:r>
+          <w:rPr>
+            <w:rFonts w:hint="eastAsia"/>
+          </w:rPr>
+          <w:t>”</w:t>
+        </w:r>
+      </w:ins>
+      <w:ins w:id="114" w:author="Hoe Tee Tsen" w:date="2026-08-13T18:13:00Z" w16du:dateUtc="2026-08-13T10:13:00Z">
+        <w:r>
+          <w:rPr>
+            <w:rFonts w:hint="eastAsia"/>
+          </w:rPr>
+          <w:t>）</w:t>
+        </w:r>
+      </w:ins>
+    </w:p>
+    <w:p>
+      <w:pPr>
+        <w:ind w:firstLineChars="100"/>
+      </w:pPr>
+      <w:r>
+        <w:rPr>
+          <w:rFonts w:hint="eastAsia"/>
+        </w:rPr>
+        <w:t>4</w:t>
+      </w:r>
+      <w:r>
+        <w:t>.</w:t>
+      </w:r>
+      <w:r>
+        <w:rPr>
+          <w:rFonts w:hint="eastAsia"/>
+        </w:rPr>
+        <w:t>合同主体名称和签订主体名称首尾须保持一致</w:t>
+      </w:r>
+      <w:ins w:id="115" w:author="Hoe Tee Tsen" w:date="2026-08-13T18:15:00Z" w16du:dateUtc="2026-08-13T10:15:00Z">
+        <w:r>
+          <w:rPr>
+            <w:rFonts w:hint="eastAsia"/>
+          </w:rPr>
+          <w:t>（</w:t>
+        </w:r>
+      </w:ins>
+      <w:ins w:id="116" w:author="Hoe Tee Tsen" w:date="2026-08-13T18:19:00Z" w16du:dateUtc="2026-08-13T10:19:00Z">
+        <w:r>
+          <w:rPr>
+            <w:rFonts w:hint="eastAsia"/>
+          </w:rPr>
+          <w:t>“甲方”“乙方”</w:t>
+        </w:r>
+      </w:ins>
+      <w:ins w:id="117" w:author="Hoe Tee Tsen" w:date="2026-08-13T18:22:00Z" w16du:dateUtc="2026-08-13T10:22:00Z">
+        <w:r>
+          <w:rPr>
+            <w:rFonts w:hint="eastAsia"/>
+          </w:rPr>
+          <w:t>信息比较</w:t>
+        </w:r>
+      </w:ins>
+      <w:ins w:id="118" w:author="Hoe Tee Tsen" w:date="2026-08-13T18:15:00Z" w16du:dateUtc="2026-08-13T10:15:00Z">
+        <w:r>
+          <w:rPr>
+            <w:rFonts w:hint="eastAsia"/>
+          </w:rPr>
+          <w:t>）</w:t>
+        </w:r>
+      </w:ins>
+    </w:p>
+    <w:p>
+      <w:pPr>
+        <w:ind w:firstLineChars="100"/>
+        <w:rPr>
+          <w:strike/>
+          <w:rPrChange w:id="119" w:author="Hoe Tee Tsen" w:date="2026-08-13T18:16:00Z" w16du:dateUtc="2026-08-13T10:16:00Z">
+            <w:rPr/>
+          </w:rPrChange>
+        </w:rPr>
+      </w:pPr>
+      <w:r>
+        <w:rPr>
+          <w:strike/>
+          <w:rPrChange w:id="120" w:author="Hoe Tee Tsen" w:date="2026-08-13T18:16:00Z" w16du:dateUtc="2026-08-13T10:16:00Z">
+            <w:rPr/>
+          </w:rPrChange>
+        </w:rPr>
+        <w:t>5.</w:t>
+      </w:r>
+      <w:r>
+        <w:rPr>
+          <w:rFonts w:hint="eastAsia"/>
+          <w:strike/>
+          <w:rPrChange w:id="121" w:author="Hoe Tee Tsen" w:date="2026-08-13T18:16:00Z" w16du:dateUtc="2026-08-13T10:16:00Z">
+            <w:rPr>
+              <w:rFonts w:hint="eastAsia"/>
+            </w:rPr>
+          </w:rPrChange>
+        </w:rPr>
+        <w:t>援引法律校验是否有效</w:t>
+      </w:r>
+    </w:p>
+    <w:p>
+      <w:pPr>
+        <w:ind w:firstLineChars="100"/>
+        <w:rPr>
+          <w:ins w:id="122" w:author="星韵律师" w:date="2026-03-20T17:15:00Z"/>
+        </w:rPr>
+      </w:pPr>
+      <w:r>
+        <w:rPr>
+          <w:rFonts w:hint="eastAsia"/>
+        </w:rPr>
+        <w:t>6</w:t>
+      </w:r>
+      <w:r>
+        <w:t>.</w:t>
+      </w:r>
+      <w:r>
+        <w:rPr>
+          <w:rFonts w:hint="eastAsia"/>
+        </w:rPr>
+        <w:t>正文最后，</w:t>
+      </w:r>
+      <w:ins w:id="123" w:author="Hoe Tee Tsen" w:date="2026-08-13T18:18:00Z" w16du:dateUtc="2026-08-13T10:18:00Z">
+        <w:r>
+          <w:rPr>
+            <w:rFonts w:hint="eastAsia"/>
+          </w:rPr>
+          <w:t>在正文结尾处</w:t>
+        </w:r>
+      </w:ins>
+      <w:r>
+        <w:rPr>
+          <w:rFonts w:hint="eastAsia"/>
+        </w:rPr>
+        <w:t>写上“以下为合同签署栏</w:t>
+      </w:r>
+      <w:r>
+        <w:rPr>
+          <w:rFonts w:hint="eastAsia"/>
         </w:rPr>
         <w:t>/</w:t>
       </w:r>
       <w:r>
         <w:rPr>
-          <w:highlight w:val="yellow"/>
-        </w:rPr>
-        <w:t>范围（如展位面积、服务量），应约定相应价款调整机制</w:t>
-      </w:r>
-      <w:r>
-        <w:rPr>
-          <w:rFonts w:hint="eastAsia"/>
-          <w:highlight w:val="yellow"/>
-        </w:rPr>
-        <w:t>。</w:t>
-      </w:r>
-    </w:p>
-    <w:p>
-      <w:pPr>
-        <w:pStyle w:val="criteria"/>
-      </w:pPr>
-      <w:r>
-        <w:rPr>
-          <w:rFonts w:hint="eastAsia"/>
-        </w:rPr>
-        <w:t>付款计划：要有明确节点确认付款，应预留一部分金额待免费维保期结束后支付，且明确发票类型</w:t>
-      </w:r>
-    </w:p>
-    <w:p>
-      <w:pPr>
-        <w:pStyle w:val="criteria"/>
-      </w:pPr>
-      <w:r>
-        <w:rPr>
-          <w:rFonts w:hint="eastAsia"/>
-        </w:rPr>
-        <w:t>合同期限：</w:t>
-      </w:r>
-      <w:r>
-        <w:rPr>
-          <w:rFonts w:hint="eastAsia"/>
-        </w:rPr>
-        <w:t>约定具体的合同履行期限，可按照年度、季度、月、旬、日计算；同时，明确各期限的概念，如自然日或工作日、自然季度或从起始日开始计算至第三个月同一日的前一天等，避免模棱两可的语言。</w:t>
-      </w:r>
-    </w:p>
-    <w:p>
-      <w:pPr>
-        <w:pStyle w:val="criteria"/>
-      </w:pPr>
-      <w:r>
-        <w:rPr>
-          <w:rFonts w:hint="eastAsia"/>
-        </w:rPr>
-        <w:t>完成时限：明确每一工作阶段应完成的工作内容，以及提交工作成果的形式。</w:t>
-      </w:r>
-    </w:p>
-    <w:p>
-      <w:pPr>
-        <w:pStyle w:val="criteria"/>
-      </w:pPr>
-      <w:r>
-        <w:rPr>
-          <w:rFonts w:hint="eastAsia"/>
-        </w:rPr>
-        <w:t>违约责任：</w:t>
-      </w:r>
-      <w:r>
-        <w:rPr>
-          <w:highlight w:val="yellow"/>
-        </w:rPr>
-        <w:t>合同应针对相对方可能的各类违约情形（如变更安排、安全保障、第三方权利主张、配合履约、保密违规、数据</w:t>
-      </w:r>
-      <w:r>
-        <w:rPr>
-          <w:highlight w:val="yellow"/>
-        </w:rPr>
-        <w:t>/</w:t>
-      </w:r>
-      <w:r>
-        <w:rPr>
-          <w:highlight w:val="yellow"/>
-        </w:rPr>
-        <w:t>人员管理不当、设备故障等）逐一约定相应违约责任、赔偿范围或救济机</w:t>
-      </w:r>
-      <w:r>
-        <w:rPr>
-          <w:highlight w:val="yellow"/>
-        </w:rPr>
-        <w:lastRenderedPageBreak/>
-        <w:t>制，并设置兜底条款覆盖未明确列举的其他违约情形；违约金比例、赔偿范围、责任上限应与合同金额、标的性质、项目重要性及可能损失相匹配。</w:t>
-      </w:r>
-    </w:p>
-    <w:p>
-      <w:pPr>
-        <w:pStyle w:val="criteria"/>
-      </w:pPr>
-      <w:r>
-        <w:rPr>
-          <w:rFonts w:hint="eastAsia"/>
-        </w:rPr>
-        <w:t>司法关系：由我方住所地人民法院管辖。</w:t>
-      </w:r>
-    </w:p>
-    <w:p>
-      <w:pPr>
-        <w:pStyle w:val="criteria"/>
-      </w:pPr>
-      <w:r>
-        <w:rPr>
-          <w:rFonts w:hint="eastAsia"/>
-          <w:highlight w:val="yellow"/>
-        </w:rPr>
-        <w:t>合同内部条款逻辑一致性：同一事项或同一违约情形在交付、验收、付款、解除、退款、违约责任、损失赔偿等条款中的约定应前后一致，避免触发条件不一致、责任后果冲突、引用不明或衔接不完整。</w:t>
-      </w:r>
-    </w:p>
-    <w:p>
-      <w:pPr>
-        <w:pStyle w:val="criteria"/>
-      </w:pPr>
-      <w:r>
-        <w:rPr>
-          <w:rFonts w:hint="eastAsia"/>
-          <w:highlight w:val="yellow"/>
-        </w:rPr>
-        <w:t>金钱担保机制完整性：合同如涉及履约保证金、押金、定金、质押、质保金等金钱担保机制，应该查该机制是否覆盖完整生命周期：缴纳时点与金额、调整或补充义务、退还条件与时点、各环节未履行时的违约责任。其中任一环节缺失应建议补充。</w:t>
-      </w:r>
+          <w:rFonts w:hint="eastAsia"/>
+        </w:rPr>
+        <w:t>以下无正文”的内容</w:t>
+      </w:r>
+      <w:ins w:id="124" w:author="Hoe Tee Tsen" w:date="2026-08-13T18:16:00Z" w16du:dateUtc="2026-08-13T10:16:00Z">
+        <w:r>
+          <w:rPr>
+            <w:rFonts w:hint="eastAsia"/>
+          </w:rPr>
+          <w:t>（如果没有这句话，则提醒“</w:t>
+        </w:r>
+      </w:ins>
+      <w:ins w:id="125" w:author="Hoe Tee Tsen" w:date="2026-08-13T18:18:00Z" w16du:dateUtc="2026-08-13T10:18:00Z">
+        <w:r>
+          <w:rPr>
+            <w:rFonts w:hint="eastAsia"/>
+          </w:rPr>
+          <w:t>补充（</w:t>
+        </w:r>
+      </w:ins>
+      <w:ins w:id="126" w:author="Hoe Tee Tsen" w:date="2026-08-13T18:19:00Z" w16du:dateUtc="2026-08-13T10:19:00Z">
+        <w:r>
+          <w:rPr>
+            <w:rFonts w:hint="eastAsia"/>
+          </w:rPr>
+          <w:t>照抄</w:t>
+        </w:r>
+      </w:ins>
+      <w:ins w:id="127" w:author="Hoe Tee Tsen" w:date="2026-08-13T18:18:00Z" w16du:dateUtc="2026-08-13T10:18:00Z">
+        <w:r>
+          <w:rPr>
+            <w:rFonts w:hint="eastAsia"/>
+          </w:rPr>
+          <w:t>）</w:t>
+        </w:r>
+      </w:ins>
+      <w:ins w:id="128" w:author="Hoe Tee Tsen" w:date="2026-08-13T18:16:00Z" w16du:dateUtc="2026-08-13T10:16:00Z">
+        <w:r>
+          <w:rPr>
+            <w:rFonts w:hint="eastAsia"/>
+          </w:rPr>
+          <w:t>”）</w:t>
+        </w:r>
+      </w:ins>
     </w:p>
     <w:p>
       <w:pPr>
         <w:ind w:firstLineChars="100"/>
-      </w:pPr>
-      <w:r>
-        <w:rPr>
-          <w:rFonts w:hint="eastAsia"/>
-        </w:rPr>
-        <w:t>三、其他</w:t>
-      </w:r>
-      <w:r>
-        <w:rPr>
-          <w:rFonts w:hint="eastAsia"/>
-        </w:rPr>
-        <w:t>基本问题</w:t>
-      </w:r>
-    </w:p>
-    <w:p>
-      <w:pPr>
-        <w:pStyle w:val="criteria"/>
-        <w:numPr>
-          <w:ilvl w:val="0"/>
-          <w:numId w:val="7"/>
-        </w:numPr>
-        <w:ind w:left="255" w:hanging="57"/>
-      </w:pPr>
-      <w:r>
-        <w:rPr>
-          <w:rFonts w:hint="eastAsia"/>
-        </w:rPr>
-        <w:t>是否有错别字、是否标题顺序杂乱、是否付款计划所有总和与合同总金额不一致，合同金额大小写不一致、语句语病</w:t>
-      </w:r>
-    </w:p>
-    <w:p>
-      <w:pPr>
-        <w:pStyle w:val="criteria"/>
-      </w:pPr>
-      <w:r>
-        <w:rPr>
-          <w:rFonts w:hint="eastAsia"/>
-        </w:rPr>
-        <w:t>校验相同条款在正文与附件中约定是否一致</w:t>
-      </w:r>
-    </w:p>
-    <w:p>
-      <w:pPr>
-        <w:pStyle w:val="criteria"/>
-      </w:pPr>
-      <w:r>
-        <w:rPr>
-          <w:rFonts w:hint="eastAsia"/>
-        </w:rPr>
-        <w:t>校验是否出现招标单位、谈判单位等其他流程中相关用语</w:t>
-      </w:r>
-    </w:p>
-    <w:p>
-      <w:pPr>
-        <w:pStyle w:val="criteria"/>
-      </w:pPr>
-      <w:r>
-        <w:rPr>
-          <w:rFonts w:hint="eastAsia"/>
-        </w:rPr>
-        <w:t>合同主体名称和签订主体名称首尾须保持一致</w:t>
-      </w:r>
-    </w:p>
-    <w:p>
-      <w:pPr>
-        <w:pStyle w:val="criteria"/>
-      </w:pPr>
-      <w:r>
-        <w:rPr>
-          <w:rFonts w:hint="eastAsia"/>
-        </w:rPr>
-        <w:t>正文最后，写上“以下为合同签署栏</w:t>
-      </w:r>
-      <w:r>
-        <w:rPr>
-          <w:rFonts w:hint="eastAsia"/>
-        </w:rPr>
-        <w:t>/</w:t>
-      </w:r>
-      <w:r>
-        <w:rPr>
-          <w:rFonts w:hint="eastAsia"/>
-        </w:rPr>
-        <w:t>以下无正文”的内容</w:t>
-      </w:r>
-    </w:p>
-    <w:p>
-      <w:pPr>
-        <w:pStyle w:val="criteria"/>
-      </w:pPr>
-      <w:r>
-        <w:rPr>
-          <w:rFonts w:hint="eastAsia"/>
-        </w:rPr>
-        <w:t>正文中提到附件是否附在正文后，名称是否一致</w:t>
-      </w:r>
+        <w:rPr>
+          <w:rFonts w:hint="eastAsia"/>
+        </w:rPr>
+      </w:pPr>
+      <w:ins w:id="129" w:author="星韵律师" w:date="2026-03-20T17:15:00Z">
+        <w:r>
+          <w:rPr>
+            <w:rFonts w:hint="eastAsia"/>
+          </w:rPr>
+          <w:lastRenderedPageBreak/>
+          <w:t>7</w:t>
+        </w:r>
+        <w:r>
+          <w:t>.</w:t>
+        </w:r>
+        <w:r>
+          <w:rPr>
+            <w:rFonts w:hint="eastAsia"/>
+          </w:rPr>
+          <w:t>正文中提到附件是否附在正文后</w:t>
+        </w:r>
+      </w:ins>
+      <w:ins w:id="130" w:author="星韵律师" w:date="2026-03-20T17:17:00Z">
+        <w:r>
+          <w:rPr>
+            <w:rFonts w:hint="eastAsia"/>
+          </w:rPr>
+          <w:t>，名称是否一致</w:t>
+        </w:r>
+      </w:ins>
+      <w:ins w:id="131" w:author="Hoe Tee Tsen" w:date="2026-08-13T18:06:00Z" w16du:dateUtc="2026-08-13T10:06:00Z">
+        <w:r>
+          <w:rPr>
+            <w:rFonts w:hint="eastAsia"/>
+          </w:rPr>
+          <w:t>（如果正文出现了“第</w:t>
+        </w:r>
+        <w:r>
+          <w:rPr>
+            <w:rFonts w:hint="eastAsia"/>
+          </w:rPr>
+          <w:t xml:space="preserve"> </w:t>
+        </w:r>
+        <w:r>
+          <w:rPr>
+            <w:rFonts w:hint="eastAsia"/>
+          </w:rPr>
+          <w:t>条</w:t>
+        </w:r>
+        <w:r>
+          <w:rPr>
+            <w:rFonts w:hint="eastAsia"/>
+          </w:rPr>
+          <w:t xml:space="preserve"> </w:t>
+        </w:r>
+        <w:r>
+          <w:rPr>
+            <w:rFonts w:hint="eastAsia"/>
+          </w:rPr>
+          <w:t>附件”，检查后面的附件</w:t>
+        </w:r>
+        <w:r>
+          <w:rPr>
+            <w:rFonts w:hint="eastAsia"/>
+          </w:rPr>
+          <w:t xml:space="preserve"> </w:t>
+        </w:r>
+        <w:r>
+          <w:rPr>
+            <w:rFonts w:hint="eastAsia"/>
+          </w:rPr>
+          <w:t>是否与此小目录内容一致）</w:t>
+        </w:r>
+      </w:ins>
     </w:p>
     <w:sectPr>
-      <w:headerReference w:type="even" r:id="rId7"/>
-      <w:headerReference w:type="default" r:id="rId8"/>
-      <w:footerReference w:type="even" r:id="rId9"/>
-      <w:footerReference w:type="default" r:id="rId10"/>
-      <w:headerReference w:type="first" r:id="rId11"/>
-      <w:footerReference w:type="first" r:id="rId12"/>
+      <w:headerReference w:type="even" r:id="rId6"/>
+      <w:headerReference w:type="default" r:id="rId7"/>
+      <w:footerReference w:type="even" r:id="rId8"/>
+      <w:footerReference w:type="default" r:id="rId9"/>
+      <w:headerReference w:type="first" r:id="rId10"/>
+      <w:footerReference w:type="first" r:id="rId11"/>
       <w:pgSz w:w="11906" w:h="16838"/>
       <w:pgMar w:top="2098" w:right="1474" w:bottom="1985" w:left="1588" w:header="851" w:footer="992" w:gutter="0"/>
       <w:cols w:space="425"/>
@@ -468,7 +1837,7 @@
 </file>
 
 <file path=word/endnotes.xml><?xml version="1.0" encoding="utf-8"?>
-<w:endnotes xmlns:wpc="http://schemas.microsoft.com/office/word/2010/wordprocessingCanvas" xmlns:cx="http://schemas.microsoft.com/office/drawing/2014/chartex" xmlns:cx1="http://schemas.microsoft.com/office/drawing/2015/9/8/chartex" xmlns:cx2="http://schemas.microsoft.com/office/drawing/2015/10/21/chartex" xmlns:cx3="http://schemas.microsoft.com/office/drawing/2016/5/9/chartex" xmlns:cx4="http://schemas.microsoft.com/office/drawing/2016/5/10/chartex" xmlns:cx5="http://schemas.microsoft.com/office/drawing/2016/5/11/chartex" xmlns:cx6="http://schemas.microsoft.com/office/drawing/2016/5/12/chartex" xmlns:cx7="http://schemas.microsoft.com/office/drawing/2016/5/13/chartex" xmlns:cx8="http://schemas.microsoft.com/office/drawing/2016/5/14/chartex" xmlns:mc="http://schemas.openxmlformats.org/markup-compatibility/2006" xmlns:aink="http://schemas.microsoft.com/office/drawing/2016/ink" xmlns:am3d="http://schemas.microsoft.com/office/drawing/2017/model3d" xmlns:o="urn:schemas-microsoft-com:office:office" xmlns:oel="http://schemas.microsoft.com/office/2019/extlst" xmlns:r="http://schemas.openxmlformats.org/officeDocument/2006/relationships" xmlns:m="http://schemas.openxmlformats.org/officeDocument/2006/math" xmlns:v="urn:schemas-microsoft-com:vml" xmlns:wp14="http://schemas.microsoft.com/office/word/2010/wordprocessingDrawing" xmlns:wp="http://schemas.openxmlformats.org/drawingml/2006/wordprocessingDrawing" xmlns:w10="urn:schemas-microsoft-com:office:word" xmlns:w="http://schemas.openxmlformats.org/wordprocessingml/2006/main" xmlns:w14="http://schemas.microsoft.com/office/word/2010/wordml" xmlns:w15="http://schemas.microsoft.com/office/word/2012/wordml" xmlns:w16cex="http://schemas.microsoft.com/office/word/2018/wordml/cex" xmlns:w16cid="http://schemas.microsoft.com/office/word/2016/wordml/cid" xmlns:w16="http://schemas.microsoft.com/office/word/2018/wordml" xmlns:w16du="http://schemas.microsoft.com/office/word/2023/wordml/word16du" xmlns:w16sdtdh="http://schemas.microsoft.com/office/word/2020/wordml/sdtdatahash" xmlns:w16sdtfl="http://schemas.microsoft.com/office/word/2024/wordml/sdtformatlock" xmlns:w16se="http://schemas.microsoft.com/office/word/2015/wordml/symex" xmlns:wpg="http://schemas.microsoft.com/office/word/2010/wordprocessingGroup" xmlns:wpi="http://schemas.microsoft.com/office/word/2010/wordprocessingInk" xmlns:wne="http://schemas.microsoft.com/office/word/2006/wordml" xmlns:wps="http://schemas.microsoft.com/office/word/2010/wordprocessingShape" mc:Ignorable="w14 w15 w16se w16cid w16 w16cex w16sdtdh w16sdtfl w16du wp14">
+<w:endnotes xmlns:wpc="http://schemas.microsoft.com/office/word/2010/wordprocessingCanvas" xmlns:cx="http://schemas.microsoft.com/office/drawing/2014/chartex" xmlns:cx1="http://schemas.microsoft.com/office/drawing/2015/9/8/chartex" xmlns:cx2="http://schemas.microsoft.com/office/drawing/2015/10/21/chartex" xmlns:cx3="http://schemas.microsoft.com/office/drawing/2016/5/9/chartex" xmlns:cx4="http://schemas.microsoft.com/office/drawing/2016/5/10/chartex" xmlns:cx5="http://schemas.microsoft.com/office/drawing/2016/5/11/chartex" xmlns:cx6="http://schemas.microsoft.com/office/drawing/2016/5/12/chartex" xmlns:cx7="http://schemas.microsoft.com/office/drawing/2016/5/13/chartex" xmlns:cx8="http://schemas.microsoft.com/office/drawing/2016/5/14/chartex" xmlns:mc="http://schemas.openxmlformats.org/markup-compatibility/2006" xmlns:aink="http://schemas.microsoft.com/office/drawing/2016/ink" xmlns:am3d="http://schemas.microsoft.com/office/drawing/2017/model3d" xmlns:o="urn:schemas-microsoft-com:office:office" xmlns:oel="http://schemas.microsoft.com/office/2019/extlst" xmlns:r="http://schemas.openxmlformats.org/officeDocument/2006/relationships" xmlns:m="http://schemas.openxmlformats.org/officeDocument/2006/math" xmlns:v="urn:schemas-microsoft-com:vml" xmlns:wp14="http://schemas.microsoft.com/office/word/2010/wordprocessingDrawing" xmlns:wp="http://schemas.openxmlformats.org/drawingml/2006/wordprocessingDrawing" xmlns:w10="urn:schemas-microsoft-com:office:word" xmlns:w="http://schemas.openxmlformats.org/wordprocessingml/2006/main" xmlns:w14="http://schemas.microsoft.com/office/word/2010/wordml" xmlns:w15="http://schemas.microsoft.com/office/word/2012/wordml" xmlns:w16cei="http://schemas.microsoft.com/office/word/2026/wordml/cei" xmlns:w16cex="http://schemas.microsoft.com/office/word/2018/wordml/cex" xmlns:w16cid="http://schemas.microsoft.com/office/word/2016/wordml/cid" xmlns:w16="http://schemas.microsoft.com/office/word/2018/wordml" xmlns:w16du="http://schemas.microsoft.com/office/word/2023/wordml/word16du" xmlns:w16sdtdh="http://schemas.microsoft.com/office/word/2020/wordml/sdtdatahash" xmlns:w16sdtfl="http://schemas.microsoft.com/office/word/2024/wordml/sdtformatlock" xmlns:w16se="http://schemas.microsoft.com/office/word/2015/wordml/symex" xmlns:wpg="http://schemas.microsoft.com/office/word/2010/wordprocessingGroup" xmlns:wpi="http://schemas.microsoft.com/office/word/2010/wordprocessingInk" xmlns:wne="http://schemas.microsoft.com/office/word/2006/wordml" xmlns:wps="http://schemas.microsoft.com/office/word/2010/wordprocessingShape" mc:Ignorable="w14 w15 w16se w16cid w16 w16cex w16sdtdh w16sdtfl w16du wp14">
   <w:endnote w:type="separator" w:id="-1">
     <w:p>
       <w:pPr>
@@ -495,7 +1864,7 @@
 </file>
 
 <file path=word/footer1.xml><?xml version="1.0" encoding="utf-8"?>
-<w:ftr xmlns:wpc="http://schemas.microsoft.com/office/word/2010/wordprocessingCanvas" xmlns:cx="http://schemas.microsoft.com/office/drawing/2014/chartex" xmlns:cx1="http://schemas.microsoft.com/office/drawing/2015/9/8/chartex" xmlns:cx2="http://schemas.microsoft.com/office/drawing/2015/10/21/chartex" xmlns:cx3="http://schemas.microsoft.com/office/drawing/2016/5/9/chartex" xmlns:cx4="http://schemas.microsoft.com/office/drawing/2016/5/10/chartex" xmlns:cx5="http://schemas.microsoft.com/office/drawing/2016/5/11/chartex" xmlns:cx6="http://schemas.microsoft.com/office/drawing/2016/5/12/chartex" xmlns:cx7="http://schemas.microsoft.com/office/drawing/2016/5/13/chartex" xmlns:cx8="http://schemas.microsoft.com/office/drawing/2016/5/14/chartex" xmlns:mc="http://schemas.openxmlformats.org/markup-compatibility/2006" xmlns:aink="http://schemas.microsoft.com/office/drawing/2016/ink" xmlns:am3d="http://schemas.microsoft.com/office/drawing/2017/model3d" xmlns:o="urn:schemas-microsoft-com:office:office" xmlns:oel="http://schemas.microsoft.com/office/2019/extlst" xmlns:r="http://schemas.openxmlformats.org/officeDocument/2006/relationships" xmlns:m="http://schemas.openxmlformats.org/officeDocument/2006/math" xmlns:v="urn:schemas-microsoft-com:vml" xmlns:wp14="http://schemas.microsoft.com/office/word/2010/wordprocessingDrawing" xmlns:wp="http://schemas.openxmlformats.org/drawingml/2006/wordprocessingDrawing" xmlns:w10="urn:schemas-microsoft-com:office:word" xmlns:w="http://schemas.openxmlformats.org/wordprocessingml/2006/main" xmlns:w14="http://schemas.microsoft.com/office/word/2010/wordml" xmlns:w15="http://schemas.microsoft.com/office/word/2012/wordml" xmlns:w16cex="http://schemas.microsoft.com/office/word/2018/wordml/cex" xmlns:w16cid="http://schemas.microsoft.com/office/word/2016/wordml/cid" xmlns:w16="http://schemas.microsoft.com/office/word/2018/wordml" xmlns:w16du="http://schemas.microsoft.com/office/word/2023/wordml/word16du" xmlns:w16sdtdh="http://schemas.microsoft.com/office/word/2020/wordml/sdtdatahash" xmlns:w16sdtfl="http://schemas.microsoft.com/office/word/2024/wordml/sdtformatlock" xmlns:w16se="http://schemas.microsoft.com/office/word/2015/wordml/symex" xmlns:wpg="http://schemas.microsoft.com/office/word/2010/wordprocessingGroup" xmlns:wpi="http://schemas.microsoft.com/office/word/2010/wordprocessingInk" xmlns:wne="http://schemas.microsoft.com/office/word/2006/wordml" xmlns:wps="http://schemas.microsoft.com/office/word/2010/wordprocessingShape" mc:Ignorable="w14 w15 w16se w16cid w16 w16cex w16sdtdh w16sdtfl w16du wp14">
+<w:ftr xmlns:wpc="http://schemas.microsoft.com/office/word/2010/wordprocessingCanvas" xmlns:cx="http://schemas.microsoft.com/office/drawing/2014/chartex" xmlns:cx1="http://schemas.microsoft.com/office/drawing/2015/9/8/chartex" xmlns:cx2="http://schemas.microsoft.com/office/drawing/2015/10/21/chartex" xmlns:cx3="http://schemas.microsoft.com/office/drawing/2016/5/9/chartex" xmlns:cx4="http://schemas.microsoft.com/office/drawing/2016/5/10/chartex" xmlns:cx5="http://schemas.microsoft.com/office/drawing/2016/5/11/chartex" xmlns:cx6="http://schemas.microsoft.com/office/drawing/2016/5/12/chartex" xmlns:cx7="http://schemas.microsoft.com/office/drawing/2016/5/13/chartex" xmlns:cx8="http://schemas.microsoft.com/office/drawing/2016/5/14/chartex" xmlns:mc="http://schemas.openxmlformats.org/markup-compatibility/2006" xmlns:aink="http://schemas.microsoft.com/office/drawing/2016/ink" xmlns:am3d="http://schemas.microsoft.com/office/drawing/2017/model3d" xmlns:o="urn:schemas-microsoft-com:office:office" xmlns:oel="http://schemas.microsoft.com/office/2019/extlst" xmlns:r="http://schemas.openxmlformats.org/officeDocument/2006/relationships" xmlns:m="http://schemas.openxmlformats.org/officeDocument/2006/math" xmlns:v="urn:schemas-microsoft-com:vml" xmlns:wp14="http://schemas.microsoft.com/office/word/2010/wordprocessingDrawing" xmlns:wp="http://schemas.openxmlformats.org/drawingml/2006/wordprocessingDrawing" xmlns:w10="urn:schemas-microsoft-com:office:word" xmlns:w="http://schemas.openxmlformats.org/wordprocessingml/2006/main" xmlns:w14="http://schemas.microsoft.com/office/word/2010/wordml" xmlns:w15="http://schemas.microsoft.com/office/word/2012/wordml" xmlns:w16cei="http://schemas.microsoft.com/office/word/2026/wordml/cei" xmlns:w16cex="http://schemas.microsoft.com/office/word/2018/wordml/cex" xmlns:w16cid="http://schemas.microsoft.com/office/word/2016/wordml/cid" xmlns:w16="http://schemas.microsoft.com/office/word/2018/wordml" xmlns:w16du="http://schemas.microsoft.com/office/word/2023/wordml/word16du" xmlns:w16sdtdh="http://schemas.microsoft.com/office/word/2020/wordml/sdtdatahash" xmlns:w16sdtfl="http://schemas.microsoft.com/office/word/2024/wordml/sdtformatlock" xmlns:w16se="http://schemas.microsoft.com/office/word/2015/wordml/symex" xmlns:wpg="http://schemas.microsoft.com/office/word/2010/wordprocessingGroup" xmlns:wpi="http://schemas.microsoft.com/office/word/2010/wordprocessingInk" xmlns:wne="http://schemas.microsoft.com/office/word/2006/wordml" xmlns:wps="http://schemas.microsoft.com/office/word/2010/wordprocessingShape" mc:Ignorable="w14 w15 w16se w16cid w16 w16cex w16sdtdh w16sdtfl w16du wp14">
   <w:p>
     <w:pPr>
       <w:pStyle w:val="a6"/>
@@ -506,7 +1875,7 @@
 </file>
 
 <file path=word/footer2.xml><?xml version="1.0" encoding="utf-8"?>
-<w:ftr xmlns:wpc="http://schemas.microsoft.com/office/word/2010/wordprocessingCanvas" xmlns:cx="http://schemas.microsoft.com/office/drawing/2014/chartex" xmlns:cx1="http://schemas.microsoft.com/office/drawing/2015/9/8/chartex" xmlns:cx2="http://schemas.microsoft.com/office/drawing/2015/10/21/chartex" xmlns:cx3="http://schemas.microsoft.com/office/drawing/2016/5/9/chartex" xmlns:cx4="http://schemas.microsoft.com/office/drawing/2016/5/10/chartex" xmlns:cx5="http://schemas.microsoft.com/office/drawing/2016/5/11/chartex" xmlns:cx6="http://schemas.microsoft.com/office/drawing/2016/5/12/chartex" xmlns:cx7="http://schemas.microsoft.com/office/drawing/2016/5/13/chartex" xmlns:cx8="http://schemas.microsoft.com/office/drawing/2016/5/14/chartex" xmlns:mc="http://schemas.openxmlformats.org/markup-compatibility/2006" xmlns:aink="http://schemas.microsoft.com/office/drawing/2016/ink" xmlns:am3d="http://schemas.microsoft.com/office/drawing/2017/model3d" xmlns:o="urn:schemas-microsoft-com:office:office" xmlns:oel="http://schemas.microsoft.com/office/2019/extlst" xmlns:r="http://schemas.openxmlformats.org/officeDocument/2006/relationships" xmlns:m="http://schemas.openxmlformats.org/officeDocument/2006/math" xmlns:v="urn:schemas-microsoft-com:vml" xmlns:wp14="http://schemas.microsoft.com/office/word/2010/wordprocessingDrawing" xmlns:wp="http://schemas.openxmlformats.org/drawingml/2006/wordprocessingDrawing" xmlns:w10="urn:schemas-microsoft-com:office:word" xmlns:w="http://schemas.openxmlformats.org/wordprocessingml/2006/main" xmlns:w14="http://schemas.microsoft.com/office/word/2010/wordml" xmlns:w15="http://schemas.microsoft.com/office/word/2012/wordml" xmlns:w16cex="http://schemas.microsoft.com/office/word/2018/wordml/cex" xmlns:w16cid="http://schemas.microsoft.com/office/word/2016/wordml/cid" xmlns:w16="http://schemas.microsoft.com/office/word/2018/wordml" xmlns:w16du="http://schemas.microsoft.com/office/word/2023/wordml/word16du" xmlns:w16sdtdh="http://schemas.microsoft.com/office/word/2020/wordml/sdtdatahash" xmlns:w16sdtfl="http://schemas.microsoft.com/office/word/2024/wordml/sdtformatlock" xmlns:w16se="http://schemas.microsoft.com/office/word/2015/wordml/symex" xmlns:wpg="http://schemas.microsoft.com/office/word/2010/wordprocessingGroup" xmlns:wpi="http://schemas.microsoft.com/office/word/2010/wordprocessingInk" xmlns:wne="http://schemas.microsoft.com/office/word/2006/wordml" xmlns:wps="http://schemas.microsoft.com/office/word/2010/wordprocessingShape" mc:Ignorable="w14 w15 w16se w16cid w16 w16cex w16sdtdh w16sdtfl w16du wp14">
+<w:ftr xmlns:wpc="http://schemas.microsoft.com/office/word/2010/wordprocessingCanvas" xmlns:cx="http://schemas.microsoft.com/office/drawing/2014/chartex" xmlns:cx1="http://schemas.microsoft.com/office/drawing/2015/9/8/chartex" xmlns:cx2="http://schemas.microsoft.com/office/drawing/2015/10/21/chartex" xmlns:cx3="http://schemas.microsoft.com/office/drawing/2016/5/9/chartex" xmlns:cx4="http://schemas.microsoft.com/office/drawing/2016/5/10/chartex" xmlns:cx5="http://schemas.microsoft.com/office/drawing/2016/5/11/chartex" xmlns:cx6="http://schemas.microsoft.com/office/drawing/2016/5/12/chartex" xmlns:cx7="http://schemas.microsoft.com/office/drawing/2016/5/13/chartex" xmlns:cx8="http://schemas.microsoft.com/office/drawing/2016/5/14/chartex" xmlns:mc="http://schemas.openxmlformats.org/markup-compatibility/2006" xmlns:aink="http://schemas.microsoft.com/office/drawing/2016/ink" xmlns:am3d="http://schemas.microsoft.com/office/drawing/2017/model3d" xmlns:o="urn:schemas-microsoft-com:office:office" xmlns:oel="http://schemas.microsoft.com/office/2019/extlst" xmlns:r="http://schemas.openxmlformats.org/officeDocument/2006/relationships" xmlns:m="http://schemas.openxmlformats.org/officeDocument/2006/math" xmlns:v="urn:schemas-microsoft-com:vml" xmlns:wp14="http://schemas.microsoft.com/office/word/2010/wordprocessingDrawing" xmlns:wp="http://schemas.openxmlformats.org/drawingml/2006/wordprocessingDrawing" xmlns:w10="urn:schemas-microsoft-com:office:word" xmlns:w="http://schemas.openxmlformats.org/wordprocessingml/2006/main" xmlns:w14="http://schemas.microsoft.com/office/word/2010/wordml" xmlns:w15="http://schemas.microsoft.com/office/word/2012/wordml" xmlns:w16cei="http://schemas.microsoft.com/office/word/2026/wordml/cei" xmlns:w16cex="http://schemas.microsoft.com/office/word/2018/wordml/cex" xmlns:w16cid="http://schemas.microsoft.com/office/word/2016/wordml/cid" xmlns:w16="http://schemas.microsoft.com/office/word/2018/wordml" xmlns:w16du="http://schemas.microsoft.com/office/word/2023/wordml/word16du" xmlns:w16sdtdh="http://schemas.microsoft.com/office/word/2020/wordml/sdtdatahash" xmlns:w16sdtfl="http://schemas.microsoft.com/office/word/2024/wordml/sdtformatlock" xmlns:w16se="http://schemas.microsoft.com/office/word/2015/wordml/symex" xmlns:wpg="http://schemas.microsoft.com/office/word/2010/wordprocessingGroup" xmlns:wpi="http://schemas.microsoft.com/office/word/2010/wordprocessingInk" xmlns:wne="http://schemas.microsoft.com/office/word/2006/wordml" xmlns:wps="http://schemas.microsoft.com/office/word/2010/wordprocessingShape" mc:Ignorable="w14 w15 w16se w16cid w16 w16cex w16sdtdh w16sdtfl w16du wp14">
   <w:p>
     <w:pPr>
       <w:pStyle w:val="a6"/>
@@ -517,7 +1886,7 @@
 </file>
 
 <file path=word/footer3.xml><?xml version="1.0" encoding="utf-8"?>
-<w:ftr xmlns:wpc="http://schemas.microsoft.com/office/word/2010/wordprocessingCanvas" xmlns:cx="http://schemas.microsoft.com/office/drawing/2014/chartex" xmlns:cx1="http://schemas.microsoft.com/office/drawing/2015/9/8/chartex" xmlns:cx2="http://schemas.microsoft.com/office/drawing/2015/10/21/chartex" xmlns:cx3="http://schemas.microsoft.com/office/drawing/2016/5/9/chartex" xmlns:cx4="http://schemas.microsoft.com/office/drawing/2016/5/10/chartex" xmlns:cx5="http://schemas.microsoft.com/office/drawing/2016/5/11/chartex" xmlns:cx6="http://schemas.microsoft.com/office/drawing/2016/5/12/chartex" xmlns:cx7="http://schemas.microsoft.com/office/drawing/2016/5/13/chartex" xmlns:cx8="http://schemas.microsoft.com/office/drawing/2016/5/14/chartex" xmlns:mc="http://schemas.openxmlformats.org/markup-compatibility/2006" xmlns:aink="http://schemas.microsoft.com/office/drawing/2016/ink" xmlns:am3d="http://schemas.microsoft.com/office/drawing/2017/model3d" xmlns:o="urn:schemas-microsoft-com:office:office" xmlns:oel="http://schemas.microsoft.com/office/2019/extlst" xmlns:r="http://schemas.openxmlformats.org/officeDocument/2006/relationships" xmlns:m="http://schemas.openxmlformats.org/officeDocument/2006/math" xmlns:v="urn:schemas-microsoft-com:vml" xmlns:wp14="http://schemas.microsoft.com/office/word/2010/wordprocessingDrawing" xmlns:wp="http://schemas.openxmlformats.org/drawingml/2006/wordprocessingDrawing" xmlns:w10="urn:schemas-microsoft-com:office:word" xmlns:w="http://schemas.openxmlformats.org/wordprocessingml/2006/main" xmlns:w14="http://schemas.microsoft.com/office/word/2010/wordml" xmlns:w15="http://schemas.microsoft.com/office/word/2012/wordml" xmlns:w16cex="http://schemas.microsoft.com/office/word/2018/wordml/cex" xmlns:w16cid="http://schemas.microsoft.com/office/word/2016/wordml/cid" xmlns:w16="http://schemas.microsoft.com/office/word/2018/wordml" xmlns:w16du="http://schemas.microsoft.com/office/word/2023/wordml/word16du" xmlns:w16sdtdh="http://schemas.microsoft.com/office/word/2020/wordml/sdtdatahash" xmlns:w16sdtfl="http://schemas.microsoft.com/office/word/2024/wordml/sdtformatlock" xmlns:w16se="http://schemas.microsoft.com/office/word/2015/wordml/symex" xmlns:wpg="http://schemas.microsoft.com/office/word/2010/wordprocessingGroup" xmlns:wpi="http://schemas.microsoft.com/office/word/2010/wordprocessingInk" xmlns:wne="http://schemas.microsoft.com/office/word/2006/wordml" xmlns:wps="http://schemas.microsoft.com/office/word/2010/wordprocessingShape" mc:Ignorable="w14 w15 w16se w16cid w16 w16cex w16sdtdh w16sdtfl w16du wp14">
+<w:ftr xmlns:wpc="http://schemas.microsoft.com/office/word/2010/wordprocessingCanvas" xmlns:cx="http://schemas.microsoft.com/office/drawing/2014/chartex" xmlns:cx1="http://schemas.microsoft.com/office/drawing/2015/9/8/chartex" xmlns:cx2="http://schemas.microsoft.com/office/drawing/2015/10/21/chartex" xmlns:cx3="http://schemas.microsoft.com/office/drawing/2016/5/9/chartex" xmlns:cx4="http://schemas.microsoft.com/office/drawing/2016/5/10/chartex" xmlns:cx5="http://schemas.microsoft.com/office/drawing/2016/5/11/chartex" xmlns:cx6="http://schemas.microsoft.com/office/drawing/2016/5/12/chartex" xmlns:cx7="http://schemas.microsoft.com/office/drawing/2016/5/13/chartex" xmlns:cx8="http://schemas.microsoft.com/office/drawing/2016/5/14/chartex" xmlns:mc="http://schemas.openxmlformats.org/markup-compatibility/2006" xmlns:aink="http://schemas.microsoft.com/office/drawing/2016/ink" xmlns:am3d="http://schemas.microsoft.com/office/drawing/2017/model3d" xmlns:o="urn:schemas-microsoft-com:office:office" xmlns:oel="http://schemas.microsoft.com/office/2019/extlst" xmlns:r="http://schemas.openxmlformats.org/officeDocument/2006/relationships" xmlns:m="http://schemas.openxmlformats.org/officeDocument/2006/math" xmlns:v="urn:schemas-microsoft-com:vml" xmlns:wp14="http://schemas.microsoft.com/office/word/2010/wordprocessingDrawing" xmlns:wp="http://schemas.openxmlformats.org/drawingml/2006/wordprocessingDrawing" xmlns:w10="urn:schemas-microsoft-com:office:word" xmlns:w="http://schemas.openxmlformats.org/wordprocessingml/2006/main" xmlns:w14="http://schemas.microsoft.com/office/word/2010/wordml" xmlns:w15="http://schemas.microsoft.com/office/word/2012/wordml" xmlns:w16cei="http://schemas.microsoft.com/office/word/2026/wordml/cei" xmlns:w16cex="http://schemas.microsoft.com/office/word/2018/wordml/cex" xmlns:w16cid="http://schemas.microsoft.com/office/word/2016/wordml/cid" xmlns:w16="http://schemas.microsoft.com/office/word/2018/wordml" xmlns:w16du="http://schemas.microsoft.com/office/word/2023/wordml/word16du" xmlns:w16sdtdh="http://schemas.microsoft.com/office/word/2020/wordml/sdtdatahash" xmlns:w16sdtfl="http://schemas.microsoft.com/office/word/2024/wordml/sdtformatlock" xmlns:w16se="http://schemas.microsoft.com/office/word/2015/wordml/symex" xmlns:wpg="http://schemas.microsoft.com/office/word/2010/wordprocessingGroup" xmlns:wpi="http://schemas.microsoft.com/office/word/2010/wordprocessingInk" xmlns:wne="http://schemas.microsoft.com/office/word/2006/wordml" xmlns:wps="http://schemas.microsoft.com/office/word/2010/wordprocessingShape" mc:Ignorable="w14 w15 w16se w16cid w16 w16cex w16sdtdh w16sdtfl w16du wp14">
   <w:p>
     <w:pPr>
       <w:pStyle w:val="a6"/>
@@ -528,7 +1897,7 @@
 </file>
 
 <file path=word/footnotes.xml><?xml version="1.0" encoding="utf-8"?>
-<w:footnotes xmlns:wpc="http://schemas.microsoft.com/office/word/2010/wordprocessingCanvas" xmlns:cx="http://schemas.microsoft.com/office/drawing/2014/chartex" xmlns:cx1="http://schemas.microsoft.com/office/drawing/2015/9/8/chartex" xmlns:cx2="http://schemas.microsoft.com/office/drawing/2015/10/21/chartex" xmlns:cx3="http://schemas.microsoft.com/office/drawing/2016/5/9/chartex" xmlns:cx4="http://schemas.microsoft.com/office/drawing/2016/5/10/chartex" xmlns:cx5="http://schemas.microsoft.com/office/drawing/2016/5/11/chartex" xmlns:cx6="http://schemas.microsoft.com/office/drawing/2016/5/12/chartex" xmlns:cx7="http://schemas.microsoft.com/office/drawing/2016/5/13/chartex" xmlns:cx8="http://schemas.microsoft.com/office/drawing/2016/5/14/chartex" xmlns:mc="http://schemas.openxmlformats.org/markup-compatibility/2006" xmlns:aink="http://schemas.microsoft.com/office/drawing/2016/ink" xmlns:am3d="http://schemas.microsoft.com/office/drawing/2017/model3d" xmlns:o="urn:schemas-microsoft-com:office:office" xmlns:oel="http://schemas.microsoft.com/office/2019/extlst" xmlns:r="http://schemas.openxmlformats.org/officeDocument/2006/relationships" xmlns:m="http://schemas.openxmlformats.org/officeDocument/2006/math" xmlns:v="urn:schemas-microsoft-com:vml" xmlns:wp14="http://schemas.microsoft.com/office/word/2010/wordprocessingDrawing" xmlns:wp="http://schemas.openxmlformats.org/drawingml/2006/wordprocessingDrawing" xmlns:w10="urn:schemas-microsoft-com:office:word" xmlns:w="http://schemas.openxmlformats.org/wordprocessingml/2006/main" xmlns:w14="http://schemas.microsoft.com/office/word/2010/wordml" xmlns:w15="http://schemas.microsoft.com/office/word/2012/wordml" xmlns:w16cex="http://schemas.microsoft.com/office/word/2018/wordml/cex" xmlns:w16cid="http://schemas.microsoft.com/office/word/2016/wordml/cid" xmlns:w16="http://schemas.microsoft.com/office/word/2018/wordml" xmlns:w16du="http://schemas.microsoft.com/office/word/2023/wordml/word16du" xmlns:w16sdtdh="http://schemas.microsoft.com/office/word/2020/wordml/sdtdatahash" xmlns:w16sdtfl="http://schemas.microsoft.com/office/word/2024/wordml/sdtformatlock" xmlns:w16se="http://schemas.microsoft.com/office/word/2015/wordml/symex" xmlns:wpg="http://schemas.microsoft.com/office/word/2010/wordprocessingGroup" xmlns:wpi="http://schemas.microsoft.com/office/word/2010/wordprocessingInk" xmlns:wne="http://schemas.microsoft.com/office/word/2006/wordml" xmlns:wps="http://schemas.microsoft.com/office/word/2010/wordprocessingShape" mc:Ignorable="w14 w15 w16se w16cid w16 w16cex w16sdtdh w16sdtfl w16du wp14">
+<w:footnotes xmlns:wpc="http://schemas.microsoft.com/office/word/2010/wordprocessingCanvas" xmlns:cx="http://schemas.microsoft.com/office/drawing/2014/chartex" xmlns:cx1="http://schemas.microsoft.com/office/drawing/2015/9/8/chartex" xmlns:cx2="http://schemas.microsoft.com/office/drawing/2015/10/21/chartex" xmlns:cx3="http://schemas.microsoft.com/office/drawing/2016/5/9/chartex" xmlns:cx4="http://schemas.microsoft.com/office/drawing/2016/5/10/chartex" xmlns:cx5="http://schemas.microsoft.com/office/drawing/2016/5/11/chartex" xmlns:cx6="http://schemas.microsoft.com/office/drawing/2016/5/12/chartex" xmlns:cx7="http://schemas.microsoft.com/office/drawing/2016/5/13/chartex" xmlns:cx8="http://schemas.microsoft.com/office/drawing/2016/5/14/chartex" xmlns:mc="http://schemas.openxmlformats.org/markup-compatibility/2006" xmlns:aink="http://schemas.microsoft.com/office/drawing/2016/ink" xmlns:am3d="http://schemas.microsoft.com/office/drawing/2017/model3d" xmlns:o="urn:schemas-microsoft-com:office:office" xmlns:oel="http://schemas.microsoft.com/office/2019/extlst" xmlns:r="http://schemas.openxmlformats.org/officeDocument/2006/relationships" xmlns:m="http://schemas.openxmlformats.org/officeDocument/2006/math" xmlns:v="urn:schemas-microsoft-com:vml" xmlns:wp14="http://schemas.microsoft.com/office/word/2010/wordprocessingDrawing" xmlns:wp="http://schemas.openxmlformats.org/drawingml/2006/wordprocessingDrawing" xmlns:w10="urn:schemas-microsoft-com:office:word" xmlns:w="http://schemas.openxmlformats.org/wordprocessingml/2006/main" xmlns:w14="http://schemas.microsoft.com/office/word/2010/wordml" xmlns:w15="http://schemas.microsoft.com/office/word/2012/wordml" xmlns:w16cei="http://schemas.microsoft.com/office/word/2026/wordml/cei" xmlns:w16cex="http://schemas.microsoft.com/office/word/2018/wordml/cex" xmlns:w16cid="http://schemas.microsoft.com/office/word/2016/wordml/cid" xmlns:w16="http://schemas.microsoft.com/office/word/2018/wordml" xmlns:w16du="http://schemas.microsoft.com/office/word/2023/wordml/word16du" xmlns:w16sdtdh="http://schemas.microsoft.com/office/word/2020/wordml/sdtdatahash" xmlns:w16sdtfl="http://schemas.microsoft.com/office/word/2024/wordml/sdtformatlock" xmlns:w16se="http://schemas.microsoft.com/office/word/2015/wordml/symex" xmlns:wpg="http://schemas.microsoft.com/office/word/2010/wordprocessingGroup" xmlns:wpi="http://schemas.microsoft.com/office/word/2010/wordprocessingInk" xmlns:wne="http://schemas.microsoft.com/office/word/2006/wordml" xmlns:wps="http://schemas.microsoft.com/office/word/2010/wordprocessingShape" mc:Ignorable="w14 w15 w16se w16cid w16 w16cex w16sdtdh w16sdtfl w16du wp14">
   <w:footnote w:type="separator" w:id="-1">
     <w:p>
       <w:pPr>
@@ -555,7 +1924,7 @@
 </file>
 
 <file path=word/header1.xml><?xml version="1.0" encoding="utf-8"?>
-<w:hdr xmlns:wpc="http://schemas.microsoft.com/office/word/2010/wordprocessingCanvas" xmlns:cx="http://schemas.microsoft.com/office/drawing/2014/chartex" xmlns:cx1="http://schemas.microsoft.com/office/drawing/2015/9/8/chartex" xmlns:cx2="http://schemas.microsoft.com/office/drawing/2015/10/21/chartex" xmlns:cx3="http://schemas.microsoft.com/office/drawing/2016/5/9/chartex" xmlns:cx4="http://schemas.microsoft.com/office/drawing/2016/5/10/chartex" xmlns:cx5="http://schemas.microsoft.com/office/drawing/2016/5/11/chartex" xmlns:cx6="http://schemas.microsoft.com/office/drawing/2016/5/12/chartex" xmlns:cx7="http://schemas.microsoft.com/office/drawing/2016/5/13/chartex" xmlns:cx8="http://schemas.microsoft.com/office/drawing/2016/5/14/chartex" xmlns:mc="http://schemas.openxmlformats.org/markup-compatibility/2006" xmlns:aink="http://schemas.microsoft.com/office/drawing/2016/ink" xmlns:am3d="http://schemas.microsoft.com/office/drawing/2017/model3d" xmlns:o="urn:schemas-microsoft-com:office:office" xmlns:oel="http://schemas.microsoft.com/office/2019/extlst" xmlns:r="http://schemas.openxmlformats.org/officeDocument/2006/relationships" xmlns:m="http://schemas.openxmlformats.org/officeDocument/2006/math" xmlns:v="urn:schemas-microsoft-com:vml" xmlns:wp14="http://schemas.microsoft.com/office/word/2010/wordprocessingDrawing" xmlns:wp="http://schemas.openxmlformats.org/drawingml/2006/wordprocessingDrawing" xmlns:w10="urn:schemas-microsoft-com:office:word" xmlns:w="http://schemas.openxmlformats.org/wordprocessingml/2006/main" xmlns:w14="http://schemas.microsoft.com/office/word/2010/wordml" xmlns:w15="http://schemas.microsoft.com/office/word/2012/wordml" xmlns:w16cex="http://schemas.microsoft.com/office/word/2018/wordml/cex" xmlns:w16cid="http://schemas.microsoft.com/office/word/2016/wordml/cid" xmlns:w16="http://schemas.microsoft.com/office/word/2018/wordml" xmlns:w16du="http://schemas.microsoft.com/office/word/2023/wordml/word16du" xmlns:w16sdtdh="http://schemas.microsoft.com/office/word/2020/wordml/sdtdatahash" xmlns:w16sdtfl="http://schemas.microsoft.com/office/word/2024/wordml/sdtformatlock" xmlns:w16se="http://schemas.microsoft.com/office/word/2015/wordml/symex" xmlns:wpg="http://schemas.microsoft.com/office/word/2010/wordprocessingGroup" xmlns:wpi="http://schemas.microsoft.com/office/word/2010/wordprocessingInk" xmlns:wne="http://schemas.microsoft.com/office/word/2006/wordml" xmlns:wps="http://schemas.microsoft.com/office/word/2010/wordprocessingShape" mc:Ignorable="w14 w15 w16se w16cid w16 w16cex w16sdtdh w16sdtfl w16du wp14">
+<w:hdr xmlns:wpc="http://schemas.microsoft.com/office/word/2010/wordprocessingCanvas" xmlns:cx="http://schemas.microsoft.com/office/drawing/2014/chartex" xmlns:cx1="http://schemas.microsoft.com/office/drawing/2015/9/8/chartex" xmlns:cx2="http://schemas.microsoft.com/office/drawing/2015/10/21/chartex" xmlns:cx3="http://schemas.microsoft.com/office/drawing/2016/5/9/chartex" xmlns:cx4="http://schemas.microsoft.com/office/drawing/2016/5/10/chartex" xmlns:cx5="http://schemas.microsoft.com/office/drawing/2016/5/11/chartex" xmlns:cx6="http://schemas.microsoft.com/office/drawing/2016/5/12/chartex" xmlns:cx7="http://schemas.microsoft.com/office/drawing/2016/5/13/chartex" xmlns:cx8="http://schemas.microsoft.com/office/drawing/2016/5/14/chartex" xmlns:mc="http://schemas.openxmlformats.org/markup-compatibility/2006" xmlns:aink="http://schemas.microsoft.com/office/drawing/2016/ink" xmlns:am3d="http://schemas.microsoft.com/office/drawing/2017/model3d" xmlns:o="urn:schemas-microsoft-com:office:office" xmlns:oel="http://schemas.microsoft.com/office/2019/extlst" xmlns:r="http://schemas.openxmlformats.org/officeDocument/2006/relationships" xmlns:m="http://schemas.openxmlformats.org/officeDocument/2006/math" xmlns:v="urn:schemas-microsoft-com:vml" xmlns:wp14="http://schemas.microsoft.com/office/word/2010/wordprocessingDrawing" xmlns:wp="http://schemas.openxmlformats.org/drawingml/2006/wordprocessingDrawing" xmlns:w10="urn:schemas-microsoft-com:office:word" xmlns:w="http://schemas.openxmlformats.org/wordprocessingml/2006/main" xmlns:w14="http://schemas.microsoft.com/office/word/2010/wordml" xmlns:w15="http://schemas.microsoft.com/office/word/2012/wordml" xmlns:w16cei="http://schemas.microsoft.com/office/word/2026/wordml/cei" xmlns:w16cex="http://schemas.microsoft.com/office/word/2018/wordml/cex" xmlns:w16cid="http://schemas.microsoft.com/office/word/2016/wordml/cid" xmlns:w16="http://schemas.microsoft.com/office/word/2018/wordml" xmlns:w16du="http://schemas.microsoft.com/office/word/2023/wordml/word16du" xmlns:w16sdtdh="http://schemas.microsoft.com/office/word/2020/wordml/sdtdatahash" xmlns:w16sdtfl="http://schemas.microsoft.com/office/word/2024/wordml/sdtformatlock" xmlns:w16se="http://schemas.microsoft.com/office/word/2015/wordml/symex" xmlns:wpg="http://schemas.microsoft.com/office/word/2010/wordprocessingGroup" xmlns:wpi="http://schemas.microsoft.com/office/word/2010/wordprocessingInk" xmlns:wne="http://schemas.microsoft.com/office/word/2006/wordml" xmlns:wps="http://schemas.microsoft.com/office/word/2010/wordprocessingShape" mc:Ignorable="w14 w15 w16se w16cid w16 w16cex w16sdtdh w16sdtfl w16du wp14">
   <w:p>
     <w:pPr>
       <w:pStyle w:val="a4"/>
@@ -566,7 +1935,7 @@
 </file>
 
 <file path=word/header2.xml><?xml version="1.0" encoding="utf-8"?>
-<w:hdr xmlns:wpc="http://schemas.microsoft.com/office/word/2010/wordprocessingCanvas" xmlns:cx="http://schemas.microsoft.com/office/drawing/2014/chartex" xmlns:cx1="http://schemas.microsoft.com/office/drawing/2015/9/8/chartex" xmlns:cx2="http://schemas.microsoft.com/office/drawing/2015/10/21/chartex" xmlns:cx3="http://schemas.microsoft.com/office/drawing/2016/5/9/chartex" xmlns:cx4="http://schemas.microsoft.com/office/drawing/2016/5/10/chartex" xmlns:cx5="http://schemas.microsoft.com/office/drawing/2016/5/11/chartex" xmlns:cx6="http://schemas.microsoft.com/office/drawing/2016/5/12/chartex" xmlns:cx7="http://schemas.microsoft.com/office/drawing/2016/5/13/chartex" xmlns:cx8="http://schemas.microsoft.com/office/drawing/2016/5/14/chartex" xmlns:mc="http://schemas.openxmlformats.org/markup-compatibility/2006" xmlns:aink="http://schemas.microsoft.com/office/drawing/2016/ink" xmlns:am3d="http://schemas.microsoft.com/office/drawing/2017/model3d" xmlns:o="urn:schemas-microsoft-com:office:office" xmlns:oel="http://schemas.microsoft.com/office/2019/extlst" xmlns:r="http://schemas.openxmlformats.org/officeDocument/2006/relationships" xmlns:m="http://schemas.openxmlformats.org/officeDocument/2006/math" xmlns:v="urn:schemas-microsoft-com:vml" xmlns:wp14="http://schemas.microsoft.com/office/word/2010/wordprocessingDrawing" xmlns:wp="http://schemas.openxmlformats.org/drawingml/2006/wordprocessingDrawing" xmlns:w10="urn:schemas-microsoft-com:office:word" xmlns:w="http://schemas.openxmlformats.org/wordprocessingml/2006/main" xmlns:w14="http://schemas.microsoft.com/office/word/2010/wordml" xmlns:w15="http://schemas.microsoft.com/office/word/2012/wordml" xmlns:w16cex="http://schemas.microsoft.com/office/word/2018/wordml/cex" xmlns:w16cid="http://schemas.microsoft.com/office/word/2016/wordml/cid" xmlns:w16="http://schemas.microsoft.com/office/word/2018/wordml" xmlns:w16du="http://schemas.microsoft.com/office/word/2023/wordml/word16du" xmlns:w16sdtdh="http://schemas.microsoft.com/office/word/2020/wordml/sdtdatahash" xmlns:w16sdtfl="http://schemas.microsoft.com/office/word/2024/wordml/sdtformatlock" xmlns:w16se="http://schemas.microsoft.com/office/word/2015/wordml/symex" xmlns:wpg="http://schemas.microsoft.com/office/word/2010/wordprocessingGroup" xmlns:wpi="http://schemas.microsoft.com/office/word/2010/wordprocessingInk" xmlns:wne="http://schemas.microsoft.com/office/word/2006/wordml" xmlns:wps="http://schemas.microsoft.com/office/word/2010/wordprocessingShape" mc:Ignorable="w14 w15 w16se w16cid w16 w16cex w16sdtdh w16sdtfl w16du wp14">
+<w:hdr xmlns:wpc="http://schemas.microsoft.com/office/word/2010/wordprocessingCanvas" xmlns:cx="http://schemas.microsoft.com/office/drawing/2014/chartex" xmlns:cx1="http://schemas.microsoft.com/office/drawing/2015/9/8/chartex" xmlns:cx2="http://schemas.microsoft.com/office/drawing/2015/10/21/chartex" xmlns:cx3="http://schemas.microsoft.com/office/drawing/2016/5/9/chartex" xmlns:cx4="http://schemas.microsoft.com/office/drawing/2016/5/10/chartex" xmlns:cx5="http://schemas.microsoft.com/office/drawing/2016/5/11/chartex" xmlns:cx6="http://schemas.microsoft.com/office/drawing/2016/5/12/chartex" xmlns:cx7="http://schemas.microsoft.com/office/drawing/2016/5/13/chartex" xmlns:cx8="http://schemas.microsoft.com/office/drawing/2016/5/14/chartex" xmlns:mc="http://schemas.openxmlformats.org/markup-compatibility/2006" xmlns:aink="http://schemas.microsoft.com/office/drawing/2016/ink" xmlns:am3d="http://schemas.microsoft.com/office/drawing/2017/model3d" xmlns:o="urn:schemas-microsoft-com:office:office" xmlns:oel="http://schemas.microsoft.com/office/2019/extlst" xmlns:r="http://schemas.openxmlformats.org/officeDocument/2006/relationships" xmlns:m="http://schemas.openxmlformats.org/officeDocument/2006/math" xmlns:v="urn:schemas-microsoft-com:vml" xmlns:wp14="http://schemas.microsoft.com/office/word/2010/wordprocessingDrawing" xmlns:wp="http://schemas.openxmlformats.org/drawingml/2006/wordprocessingDrawing" xmlns:w10="urn:schemas-microsoft-com:office:word" xmlns:w="http://schemas.openxmlformats.org/wordprocessingml/2006/main" xmlns:w14="http://schemas.microsoft.com/office/word/2010/wordml" xmlns:w15="http://schemas.microsoft.com/office/word/2012/wordml" xmlns:w16cei="http://schemas.microsoft.com/office/word/2026/wordml/cei" xmlns:w16cex="http://schemas.microsoft.com/office/word/2018/wordml/cex" xmlns:w16cid="http://schemas.microsoft.com/office/word/2016/wordml/cid" xmlns:w16="http://schemas.microsoft.com/office/word/2018/wordml" xmlns:w16du="http://schemas.microsoft.com/office/word/2023/wordml/word16du" xmlns:w16sdtdh="http://schemas.microsoft.com/office/word/2020/wordml/sdtdatahash" xmlns:w16sdtfl="http://schemas.microsoft.com/office/word/2024/wordml/sdtformatlock" xmlns:w16se="http://schemas.microsoft.com/office/word/2015/wordml/symex" xmlns:wpg="http://schemas.microsoft.com/office/word/2010/wordprocessingGroup" xmlns:wpi="http://schemas.microsoft.com/office/word/2010/wordprocessingInk" xmlns:wne="http://schemas.microsoft.com/office/word/2006/wordml" xmlns:wps="http://schemas.microsoft.com/office/word/2010/wordprocessingShape" mc:Ignorable="w14 w15 w16se w16cid w16 w16cex w16sdtdh w16sdtfl w16du wp14">
   <w:p>
     <w:pPr>
       <w:pStyle w:val="a4"/>
@@ -577,7 +1946,7 @@
 </file>
 
 <file path=word/header3.xml><?xml version="1.0" encoding="utf-8"?>
-<w:hdr xmlns:wpc="http://schemas.microsoft.com/office/word/2010/wordprocessingCanvas" xmlns:cx="http://schemas.microsoft.com/office/drawing/2014/chartex" xmlns:cx1="http://schemas.microsoft.com/office/drawing/2015/9/8/chartex" xmlns:cx2="http://schemas.microsoft.com/office/drawing/2015/10/21/chartex" xmlns:cx3="http://schemas.microsoft.com/office/drawing/2016/5/9/chartex" xmlns:cx4="http://schemas.microsoft.com/office/drawing/2016/5/10/chartex" xmlns:cx5="http://schemas.microsoft.com/office/drawing/2016/5/11/chartex" xmlns:cx6="http://schemas.microsoft.com/office/drawing/2016/5/12/chartex" xmlns:cx7="http://schemas.microsoft.com/office/drawing/2016/5/13/chartex" xmlns:cx8="http://schemas.microsoft.com/office/drawing/2016/5/14/chartex" xmlns:mc="http://schemas.openxmlformats.org/markup-compatibility/2006" xmlns:aink="http://schemas.microsoft.com/office/drawing/2016/ink" xmlns:am3d="http://schemas.microsoft.com/office/drawing/2017/model3d" xmlns:o="urn:schemas-microsoft-com:office:office" xmlns:oel="http://schemas.microsoft.com/office/2019/extlst" xmlns:r="http://schemas.openxmlformats.org/officeDocument/2006/relationships" xmlns:m="http://schemas.openxmlformats.org/officeDocument/2006/math" xmlns:v="urn:schemas-microsoft-com:vml" xmlns:wp14="http://schemas.microsoft.com/office/word/2010/wordprocessingDrawing" xmlns:wp="http://schemas.openxmlformats.org/drawingml/2006/wordprocessingDrawing" xmlns:w10="urn:schemas-microsoft-com:office:word" xmlns:w="http://schemas.openxmlformats.org/wordprocessingml/2006/main" xmlns:w14="http://schemas.microsoft.com/office/word/2010/wordml" xmlns:w15="http://schemas.microsoft.com/office/word/2012/wordml" xmlns:w16cex="http://schemas.microsoft.com/office/word/2018/wordml/cex" xmlns:w16cid="http://schemas.microsoft.com/office/word/2016/wordml/cid" xmlns:w16="http://schemas.microsoft.com/office/word/2018/wordml" xmlns:w16du="http://schemas.microsoft.com/office/word/2023/wordml/word16du" xmlns:w16sdtdh="http://schemas.microsoft.com/office/word/2020/wordml/sdtdatahash" xmlns:w16sdtfl="http://schemas.microsoft.com/office/word/2024/wordml/sdtformatlock" xmlns:w16se="http://schemas.microsoft.com/office/word/2015/wordml/symex" xmlns:wpg="http://schemas.microsoft.com/office/word/2010/wordprocessingGroup" xmlns:wpi="http://schemas.microsoft.com/office/word/2010/wordprocessingInk" xmlns:wne="http://schemas.microsoft.com/office/word/2006/wordml" xmlns:wps="http://schemas.microsoft.com/office/word/2010/wordprocessingShape" mc:Ignorable="w14 w15 w16se w16cid w16 w16cex w16sdtdh w16sdtfl w16du wp14">
+<w:hdr xmlns:wpc="http://schemas.microsoft.com/office/word/2010/wordprocessingCanvas" xmlns:cx="http://schemas.microsoft.com/office/drawing/2014/chartex" xmlns:cx1="http://schemas.microsoft.com/office/drawing/2015/9/8/chartex" xmlns:cx2="http://schemas.microsoft.com/office/drawing/2015/10/21/chartex" xmlns:cx3="http://schemas.microsoft.com/office/drawing/2016/5/9/chartex" xmlns:cx4="http://schemas.microsoft.com/office/drawing/2016/5/10/chartex" xmlns:cx5="http://schemas.microsoft.com/office/drawing/2016/5/11/chartex" xmlns:cx6="http://schemas.microsoft.com/office/drawing/2016/5/12/chartex" xmlns:cx7="http://schemas.microsoft.com/office/drawing/2016/5/13/chartex" xmlns:cx8="http://schemas.microsoft.com/office/drawing/2016/5/14/chartex" xmlns:mc="http://schemas.openxmlformats.org/markup-compatibility/2006" xmlns:aink="http://schemas.microsoft.com/office/drawing/2016/ink" xmlns:am3d="http://schemas.microsoft.com/office/drawing/2017/model3d" xmlns:o="urn:schemas-microsoft-com:office:office" xmlns:oel="http://schemas.microsoft.com/office/2019/extlst" xmlns:r="http://schemas.openxmlformats.org/officeDocument/2006/relationships" xmlns:m="http://schemas.openxmlformats.org/officeDocument/2006/math" xmlns:v="urn:schemas-microsoft-com:vml" xmlns:wp14="http://schemas.microsoft.com/office/word/2010/wordprocessingDrawing" xmlns:wp="http://schemas.openxmlformats.org/drawingml/2006/wordprocessingDrawing" xmlns:w10="urn:schemas-microsoft-com:office:word" xmlns:w="http://schemas.openxmlformats.org/wordprocessingml/2006/main" xmlns:w14="http://schemas.microsoft.com/office/word/2010/wordml" xmlns:w15="http://schemas.microsoft.com/office/word/2012/wordml" xmlns:w16cei="http://schemas.microsoft.com/office/word/2026/wordml/cei" xmlns:w16cex="http://schemas.microsoft.com/office/word/2018/wordml/cex" xmlns:w16cid="http://schemas.microsoft.com/office/word/2016/wordml/cid" xmlns:w16="http://schemas.microsoft.com/office/word/2018/wordml" xmlns:w16du="http://schemas.microsoft.com/office/word/2023/wordml/word16du" xmlns:w16sdtdh="http://schemas.microsoft.com/office/word/2020/wordml/sdtdatahash" xmlns:w16sdtfl="http://schemas.microsoft.com/office/word/2024/wordml/sdtformatlock" xmlns:w16se="http://schemas.microsoft.com/office/word/2015/wordml/symex" xmlns:wpg="http://schemas.microsoft.com/office/word/2010/wordprocessingGroup" xmlns:wpi="http://schemas.microsoft.com/office/word/2010/wordprocessingInk" xmlns:wne="http://schemas.microsoft.com/office/word/2006/wordml" xmlns:wps="http://schemas.microsoft.com/office/word/2010/wordprocessingShape" mc:Ignorable="w14 w15 w16se w16cid w16 w16cex w16sdtdh w16sdtfl w16du wp14">
   <w:p>
     <w:pPr>
       <w:pStyle w:val="a4"/>
@@ -587,482 +1956,15 @@
 </w:hdr>
 </file>
 
-<file path=word/numbering.xml><?xml version="1.0" encoding="utf-8"?>
-<w:numbering xmlns:wpc="http://schemas.microsoft.com/office/word/2010/wordprocessingCanvas" xmlns:cx="http://schemas.microsoft.com/office/drawing/2014/chartex" xmlns:cx1="http://schemas.microsoft.com/office/drawing/2015/9/8/chartex" xmlns:cx2="http://schemas.microsoft.com/office/drawing/2015/10/21/chartex" xmlns:cx3="http://schemas.microsoft.com/office/drawing/2016/5/9/chartex" xmlns:cx4="http://schemas.microsoft.com/office/drawing/2016/5/10/chartex" xmlns:cx5="http://schemas.microsoft.com/office/drawing/2016/5/11/chartex" xmlns:cx6="http://schemas.microsoft.com/office/drawing/2016/5/12/chartex" xmlns:cx7="http://schemas.microsoft.com/office/drawing/2016/5/13/chartex" xmlns:cx8="http://schemas.microsoft.com/office/drawing/2016/5/14/chartex" xmlns:mc="http://schemas.openxmlformats.org/markup-compatibility/2006" xmlns:aink="http://schemas.microsoft.com/office/drawing/2016/ink" xmlns:am3d="http://schemas.microsoft.com/office/drawing/2017/model3d" xmlns:o="urn:schemas-microsoft-com:office:office" xmlns:oel="http://schemas.microsoft.com/office/2019/extlst" xmlns:r="http://schemas.openxmlformats.org/officeDocument/2006/relationships" xmlns:m="http://schemas.openxmlformats.org/officeDocument/2006/math" xmlns:v="urn:schemas-microsoft-com:vml" xmlns:wp14="http://schemas.microsoft.com/office/word/2010/wordprocessingDrawing" xmlns:wp="http://schemas.openxmlformats.org/drawingml/2006/wordprocessingDrawing" xmlns:w10="urn:schemas-microsoft-com:office:word" xmlns:w="http://schemas.openxmlformats.org/wordprocessingml/2006/main" xmlns:w14="http://schemas.microsoft.com/office/word/2010/wordml" xmlns:w15="http://schemas.microsoft.com/office/word/2012/wordml" xmlns:w16cex="http://schemas.microsoft.com/office/word/2018/wordml/cex" xmlns:w16cid="http://schemas.microsoft.com/office/word/2016/wordml/cid" xmlns:w16="http://schemas.microsoft.com/office/word/2018/wordml" xmlns:w16du="http://schemas.microsoft.com/office/word/2023/wordml/word16du" xmlns:w16sdtdh="http://schemas.microsoft.com/office/word/2020/wordml/sdtdatahash" xmlns:w16sdtfl="http://schemas.microsoft.com/office/word/2024/wordml/sdtformatlock" xmlns:w16se="http://schemas.microsoft.com/office/word/2015/wordml/symex" xmlns:wpg="http://schemas.microsoft.com/office/word/2010/wordprocessingGroup" xmlns:wpi="http://schemas.microsoft.com/office/word/2010/wordprocessingInk" xmlns:wne="http://schemas.microsoft.com/office/word/2006/wordml" xmlns:wps="http://schemas.microsoft.com/office/word/2010/wordprocessingShape" mc:Ignorable="w14 w15 w16se w16cid w16 w16cex w16sdtdh w16sdtfl w16du wp14">
-  <w:abstractNum w:abstractNumId="0" w15:restartNumberingAfterBreak="0">
-    <w:nsid w:val="0DAB0792"/>
-    <w:multiLevelType w:val="hybridMultilevel"/>
-    <w:tmpl w:val="08866C66"/>
-    <w:lvl w:ilvl="0" w:tplc="1898E9C0">
-      <w:start w:val="1"/>
-      <w:numFmt w:val="decimal"/>
-      <w:lvlText w:val="%1."/>
-      <w:lvlJc w:val="left"/>
-      <w:pPr>
-        <w:ind w:left="560" w:hanging="360"/>
-      </w:pPr>
-      <w:rPr>
-        <w:rFonts w:hint="default"/>
-      </w:rPr>
-    </w:lvl>
-    <w:lvl w:ilvl="1" w:tplc="04090019" w:tentative="1">
-      <w:start w:val="1"/>
-      <w:numFmt w:val="lowerLetter"/>
-      <w:lvlText w:val="%2)"/>
-      <w:lvlJc w:val="left"/>
-      <w:pPr>
-        <w:ind w:left="1080" w:hanging="440"/>
-      </w:pPr>
-    </w:lvl>
-    <w:lvl w:ilvl="2" w:tplc="0409001B" w:tentative="1">
-      <w:start w:val="1"/>
-      <w:numFmt w:val="lowerRoman"/>
-      <w:lvlText w:val="%3."/>
-      <w:lvlJc w:val="right"/>
-      <w:pPr>
-        <w:ind w:left="1520" w:hanging="440"/>
-      </w:pPr>
-    </w:lvl>
-    <w:lvl w:ilvl="3" w:tplc="0409000F" w:tentative="1">
-      <w:start w:val="1"/>
-      <w:numFmt w:val="decimal"/>
-      <w:lvlText w:val="%4."/>
-      <w:lvlJc w:val="left"/>
-      <w:pPr>
-        <w:ind w:left="1960" w:hanging="440"/>
-      </w:pPr>
-    </w:lvl>
-    <w:lvl w:ilvl="4" w:tplc="04090019" w:tentative="1">
-      <w:start w:val="1"/>
-      <w:numFmt w:val="lowerLetter"/>
-      <w:lvlText w:val="%5)"/>
-      <w:lvlJc w:val="left"/>
-      <w:pPr>
-        <w:ind w:left="2400" w:hanging="440"/>
-      </w:pPr>
-    </w:lvl>
-    <w:lvl w:ilvl="5" w:tplc="0409001B" w:tentative="1">
-      <w:start w:val="1"/>
-      <w:numFmt w:val="lowerRoman"/>
-      <w:lvlText w:val="%6."/>
-      <w:lvlJc w:val="right"/>
-      <w:pPr>
-        <w:ind w:left="2840" w:hanging="440"/>
-      </w:pPr>
-    </w:lvl>
-    <w:lvl w:ilvl="6" w:tplc="0409000F" w:tentative="1">
-      <w:start w:val="1"/>
-      <w:numFmt w:val="decimal"/>
-      <w:lvlText w:val="%7."/>
-      <w:lvlJc w:val="left"/>
-      <w:pPr>
-        <w:ind w:left="3280" w:hanging="440"/>
-      </w:pPr>
-    </w:lvl>
-    <w:lvl w:ilvl="7" w:tplc="04090019" w:tentative="1">
-      <w:start w:val="1"/>
-      <w:numFmt w:val="lowerLetter"/>
-      <w:lvlText w:val="%8)"/>
-      <w:lvlJc w:val="left"/>
-      <w:pPr>
-        <w:ind w:left="3720" w:hanging="440"/>
-      </w:pPr>
-    </w:lvl>
-    <w:lvl w:ilvl="8" w:tplc="0409001B" w:tentative="1">
-      <w:start w:val="1"/>
-      <w:numFmt w:val="lowerRoman"/>
-      <w:lvlText w:val="%9."/>
-      <w:lvlJc w:val="right"/>
-      <w:pPr>
-        <w:ind w:left="4160" w:hanging="440"/>
-      </w:pPr>
-    </w:lvl>
-  </w:abstractNum>
-  <w:abstractNum w:abstractNumId="1" w15:restartNumberingAfterBreak="0">
-    <w:nsid w:val="273F4B94"/>
-    <w:multiLevelType w:val="hybridMultilevel"/>
-    <w:tmpl w:val="4662B4BA"/>
-    <w:lvl w:ilvl="0" w:tplc="81726F1E">
-      <w:start w:val="1"/>
-      <w:numFmt w:val="japaneseCounting"/>
-      <w:lvlText w:val="%1、"/>
-      <w:lvlJc w:val="left"/>
-      <w:pPr>
-        <w:ind w:left="605" w:hanging="405"/>
-      </w:pPr>
-      <w:rPr>
-        <w:rFonts w:hint="default"/>
-      </w:rPr>
-    </w:lvl>
-    <w:lvl w:ilvl="1" w:tplc="04090019" w:tentative="1">
-      <w:start w:val="1"/>
-      <w:numFmt w:val="lowerLetter"/>
-      <w:lvlText w:val="%2)"/>
-      <w:lvlJc w:val="left"/>
-      <w:pPr>
-        <w:ind w:left="1080" w:hanging="440"/>
-      </w:pPr>
-    </w:lvl>
-    <w:lvl w:ilvl="2" w:tplc="0409001B" w:tentative="1">
-      <w:start w:val="1"/>
-      <w:numFmt w:val="lowerRoman"/>
-      <w:lvlText w:val="%3."/>
-      <w:lvlJc w:val="right"/>
-      <w:pPr>
-        <w:ind w:left="1520" w:hanging="440"/>
-      </w:pPr>
-    </w:lvl>
-    <w:lvl w:ilvl="3" w:tplc="0409000F" w:tentative="1">
-      <w:start w:val="1"/>
-      <w:numFmt w:val="decimal"/>
-      <w:lvlText w:val="%4."/>
-      <w:lvlJc w:val="left"/>
-      <w:pPr>
-        <w:ind w:left="1960" w:hanging="440"/>
-      </w:pPr>
-    </w:lvl>
-    <w:lvl w:ilvl="4" w:tplc="04090019" w:tentative="1">
-      <w:start w:val="1"/>
-      <w:numFmt w:val="lowerLetter"/>
-      <w:lvlText w:val="%5)"/>
-      <w:lvlJc w:val="left"/>
-      <w:pPr>
-        <w:ind w:left="2400" w:hanging="440"/>
-      </w:pPr>
-    </w:lvl>
-    <w:lvl w:ilvl="5" w:tplc="0409001B" w:tentative="1">
-      <w:start w:val="1"/>
-      <w:numFmt w:val="lowerRoman"/>
-      <w:lvlText w:val="%6."/>
-      <w:lvlJc w:val="right"/>
-      <w:pPr>
-        <w:ind w:left="2840" w:hanging="440"/>
-      </w:pPr>
-    </w:lvl>
-    <w:lvl w:ilvl="6" w:tplc="0409000F" w:tentative="1">
-      <w:start w:val="1"/>
-      <w:numFmt w:val="decimal"/>
-      <w:lvlText w:val="%7."/>
-      <w:lvlJc w:val="left"/>
-      <w:pPr>
-        <w:ind w:left="3280" w:hanging="440"/>
-      </w:pPr>
-    </w:lvl>
-    <w:lvl w:ilvl="7" w:tplc="04090019" w:tentative="1">
-      <w:start w:val="1"/>
-      <w:numFmt w:val="lowerLetter"/>
-      <w:lvlText w:val="%8)"/>
-      <w:lvlJc w:val="left"/>
-      <w:pPr>
-        <w:ind w:left="3720" w:hanging="440"/>
-      </w:pPr>
-    </w:lvl>
-    <w:lvl w:ilvl="8" w:tplc="0409001B" w:tentative="1">
-      <w:start w:val="1"/>
-      <w:numFmt w:val="lowerRoman"/>
-      <w:lvlText w:val="%9."/>
-      <w:lvlJc w:val="right"/>
-      <w:pPr>
-        <w:ind w:left="4160" w:hanging="440"/>
-      </w:pPr>
-    </w:lvl>
-  </w:abstractNum>
-  <w:abstractNum w:abstractNumId="2" w15:restartNumberingAfterBreak="0">
-    <w:nsid w:val="6F2B087F"/>
-    <w:multiLevelType w:val="hybridMultilevel"/>
-    <w:tmpl w:val="F5402D82"/>
-    <w:lvl w:ilvl="0" w:tplc="4A0E75BA">
-      <w:start w:val="1"/>
-      <w:numFmt w:val="decimal"/>
-      <w:pStyle w:val="criteria"/>
-      <w:lvlText w:val="%1."/>
-      <w:lvlJc w:val="left"/>
-      <w:pPr>
-        <w:ind w:left="638" w:hanging="440"/>
-      </w:pPr>
-      <w:rPr>
-        <w:rFonts w:hint="eastAsia"/>
-      </w:rPr>
-    </w:lvl>
-    <w:lvl w:ilvl="1" w:tplc="04090019" w:tentative="1">
-      <w:start w:val="1"/>
-      <w:numFmt w:val="lowerLetter"/>
-      <w:lvlText w:val="%2)"/>
-      <w:lvlJc w:val="left"/>
-      <w:pPr>
-        <w:ind w:left="1080" w:hanging="440"/>
-      </w:pPr>
-    </w:lvl>
-    <w:lvl w:ilvl="2" w:tplc="0409001B" w:tentative="1">
-      <w:start w:val="1"/>
-      <w:numFmt w:val="lowerRoman"/>
-      <w:lvlText w:val="%3."/>
-      <w:lvlJc w:val="right"/>
-      <w:pPr>
-        <w:ind w:left="1520" w:hanging="440"/>
-      </w:pPr>
-    </w:lvl>
-    <w:lvl w:ilvl="3" w:tplc="0409000F" w:tentative="1">
-      <w:start w:val="1"/>
-      <w:numFmt w:val="decimal"/>
-      <w:lvlText w:val="%4."/>
-      <w:lvlJc w:val="left"/>
-      <w:pPr>
-        <w:ind w:left="1960" w:hanging="440"/>
-      </w:pPr>
-    </w:lvl>
-    <w:lvl w:ilvl="4" w:tplc="04090019" w:tentative="1">
-      <w:start w:val="1"/>
-      <w:numFmt w:val="lowerLetter"/>
-      <w:lvlText w:val="%5)"/>
-      <w:lvlJc w:val="left"/>
-      <w:pPr>
-        <w:ind w:left="2400" w:hanging="440"/>
-      </w:pPr>
-    </w:lvl>
-    <w:lvl w:ilvl="5" w:tplc="0409001B" w:tentative="1">
-      <w:start w:val="1"/>
-      <w:numFmt w:val="lowerRoman"/>
-      <w:lvlText w:val="%6."/>
-      <w:lvlJc w:val="right"/>
-      <w:pPr>
-        <w:ind w:left="2840" w:hanging="440"/>
-      </w:pPr>
-    </w:lvl>
-    <w:lvl w:ilvl="6" w:tplc="0409000F" w:tentative="1">
-      <w:start w:val="1"/>
-      <w:numFmt w:val="decimal"/>
-      <w:lvlText w:val="%7."/>
-      <w:lvlJc w:val="left"/>
-      <w:pPr>
-        <w:ind w:left="3280" w:hanging="440"/>
-      </w:pPr>
-    </w:lvl>
-    <w:lvl w:ilvl="7" w:tplc="04090019" w:tentative="1">
-      <w:start w:val="1"/>
-      <w:numFmt w:val="lowerLetter"/>
-      <w:lvlText w:val="%8)"/>
-      <w:lvlJc w:val="left"/>
-      <w:pPr>
-        <w:ind w:left="3720" w:hanging="440"/>
-      </w:pPr>
-    </w:lvl>
-    <w:lvl w:ilvl="8" w:tplc="0409001B" w:tentative="1">
-      <w:start w:val="1"/>
-      <w:numFmt w:val="lowerRoman"/>
-      <w:lvlText w:val="%9."/>
-      <w:lvlJc w:val="right"/>
-      <w:pPr>
-        <w:ind w:left="4160" w:hanging="440"/>
-      </w:pPr>
-    </w:lvl>
-  </w:abstractNum>
-  <w:abstractNum w:abstractNumId="3" w15:restartNumberingAfterBreak="0">
-    <w:nsid w:val="744E281D"/>
-    <w:multiLevelType w:val="hybridMultilevel"/>
-    <w:tmpl w:val="393E8040"/>
-    <w:lvl w:ilvl="0" w:tplc="F6FA5948">
-      <w:start w:val="1"/>
-      <w:numFmt w:val="decimal"/>
-      <w:lvlText w:val="%1."/>
-      <w:lvlJc w:val="left"/>
-      <w:pPr>
-        <w:ind w:left="640" w:hanging="440"/>
-      </w:pPr>
-      <w:rPr>
-        <w:rFonts w:hint="eastAsia"/>
-      </w:rPr>
-    </w:lvl>
-    <w:lvl w:ilvl="1" w:tplc="04090019" w:tentative="1">
-      <w:start w:val="1"/>
-      <w:numFmt w:val="lowerLetter"/>
-      <w:lvlText w:val="%2)"/>
-      <w:lvlJc w:val="left"/>
-      <w:pPr>
-        <w:ind w:left="880" w:hanging="440"/>
-      </w:pPr>
-    </w:lvl>
-    <w:lvl w:ilvl="2" w:tplc="0409001B" w:tentative="1">
-      <w:start w:val="1"/>
-      <w:numFmt w:val="lowerRoman"/>
-      <w:lvlText w:val="%3."/>
-      <w:lvlJc w:val="right"/>
-      <w:pPr>
-        <w:ind w:left="1320" w:hanging="440"/>
-      </w:pPr>
-    </w:lvl>
-    <w:lvl w:ilvl="3" w:tplc="0409000F" w:tentative="1">
-      <w:start w:val="1"/>
-      <w:numFmt w:val="decimal"/>
-      <w:lvlText w:val="%4."/>
-      <w:lvlJc w:val="left"/>
-      <w:pPr>
-        <w:ind w:left="1760" w:hanging="440"/>
-      </w:pPr>
-    </w:lvl>
-    <w:lvl w:ilvl="4" w:tplc="04090019" w:tentative="1">
-      <w:start w:val="1"/>
-      <w:numFmt w:val="lowerLetter"/>
-      <w:lvlText w:val="%5)"/>
-      <w:lvlJc w:val="left"/>
-      <w:pPr>
-        <w:ind w:left="2200" w:hanging="440"/>
-      </w:pPr>
-    </w:lvl>
-    <w:lvl w:ilvl="5" w:tplc="0409001B" w:tentative="1">
-      <w:start w:val="1"/>
-      <w:numFmt w:val="lowerRoman"/>
-      <w:lvlText w:val="%6."/>
-      <w:lvlJc w:val="right"/>
-      <w:pPr>
-        <w:ind w:left="2640" w:hanging="440"/>
-      </w:pPr>
-    </w:lvl>
-    <w:lvl w:ilvl="6" w:tplc="0409000F" w:tentative="1">
-      <w:start w:val="1"/>
-      <w:numFmt w:val="decimal"/>
-      <w:lvlText w:val="%7."/>
-      <w:lvlJc w:val="left"/>
-      <w:pPr>
-        <w:ind w:left="3080" w:hanging="440"/>
-      </w:pPr>
-    </w:lvl>
-    <w:lvl w:ilvl="7" w:tplc="04090019" w:tentative="1">
-      <w:start w:val="1"/>
-      <w:numFmt w:val="lowerLetter"/>
-      <w:lvlText w:val="%8)"/>
-      <w:lvlJc w:val="left"/>
-      <w:pPr>
-        <w:ind w:left="3520" w:hanging="440"/>
-      </w:pPr>
-    </w:lvl>
-    <w:lvl w:ilvl="8" w:tplc="0409001B" w:tentative="1">
-      <w:start w:val="1"/>
-      <w:numFmt w:val="lowerRoman"/>
-      <w:lvlText w:val="%9."/>
-      <w:lvlJc w:val="right"/>
-      <w:pPr>
-        <w:ind w:left="3960" w:hanging="440"/>
-      </w:pPr>
-    </w:lvl>
-  </w:abstractNum>
-  <w:abstractNum w:abstractNumId="4" w15:restartNumberingAfterBreak="0">
-    <w:nsid w:val="7AB964D1"/>
-    <w:multiLevelType w:val="hybridMultilevel"/>
-    <w:tmpl w:val="073602F2"/>
-    <w:lvl w:ilvl="0" w:tplc="F6FA5948">
-      <w:start w:val="1"/>
-      <w:numFmt w:val="decimal"/>
-      <w:lvlText w:val="%1."/>
-      <w:lvlJc w:val="left"/>
-      <w:pPr>
-        <w:ind w:left="640" w:hanging="440"/>
-      </w:pPr>
-      <w:rPr>
-        <w:rFonts w:hint="eastAsia"/>
-      </w:rPr>
-    </w:lvl>
-    <w:lvl w:ilvl="1" w:tplc="04090019" w:tentative="1">
-      <w:start w:val="1"/>
-      <w:numFmt w:val="lowerLetter"/>
-      <w:lvlText w:val="%2)"/>
-      <w:lvlJc w:val="left"/>
-      <w:pPr>
-        <w:ind w:left="1080" w:hanging="440"/>
-      </w:pPr>
-    </w:lvl>
-    <w:lvl w:ilvl="2" w:tplc="0409001B" w:tentative="1">
-      <w:start w:val="1"/>
-      <w:numFmt w:val="lowerRoman"/>
-      <w:lvlText w:val="%3."/>
-      <w:lvlJc w:val="right"/>
-      <w:pPr>
-        <w:ind w:left="1520" w:hanging="440"/>
-      </w:pPr>
-    </w:lvl>
-    <w:lvl w:ilvl="3" w:tplc="0409000F" w:tentative="1">
-      <w:start w:val="1"/>
-      <w:numFmt w:val="decimal"/>
-      <w:lvlText w:val="%4."/>
-      <w:lvlJc w:val="left"/>
-      <w:pPr>
-        <w:ind w:left="1960" w:hanging="440"/>
-      </w:pPr>
-    </w:lvl>
-    <w:lvl w:ilvl="4" w:tplc="04090019" w:tentative="1">
-      <w:start w:val="1"/>
-      <w:numFmt w:val="lowerLetter"/>
-      <w:lvlText w:val="%5)"/>
-      <w:lvlJc w:val="left"/>
-      <w:pPr>
-        <w:ind w:left="2400" w:hanging="440"/>
-      </w:pPr>
-    </w:lvl>
-    <w:lvl w:ilvl="5" w:tplc="0409001B" w:tentative="1">
-      <w:start w:val="1"/>
-      <w:numFmt w:val="lowerRoman"/>
-      <w:lvlText w:val="%6."/>
-      <w:lvlJc w:val="right"/>
-      <w:pPr>
-        <w:ind w:left="2840" w:hanging="440"/>
-      </w:pPr>
-    </w:lvl>
-    <w:lvl w:ilvl="6" w:tplc="0409000F" w:tentative="1">
-      <w:start w:val="1"/>
-      <w:numFmt w:val="decimal"/>
-      <w:lvlText w:val="%7."/>
-      <w:lvlJc w:val="left"/>
-      <w:pPr>
-        <w:ind w:left="3280" w:hanging="440"/>
-      </w:pPr>
-    </w:lvl>
-    <w:lvl w:ilvl="7" w:tplc="04090019" w:tentative="1">
-      <w:start w:val="1"/>
-      <w:numFmt w:val="lowerLetter"/>
-      <w:lvlText w:val="%8)"/>
-      <w:lvlJc w:val="left"/>
-      <w:pPr>
-        <w:ind w:left="3720" w:hanging="440"/>
-      </w:pPr>
-    </w:lvl>
-    <w:lvl w:ilvl="8" w:tplc="0409001B" w:tentative="1">
-      <w:start w:val="1"/>
-      <w:numFmt w:val="lowerRoman"/>
-      <w:lvlText w:val="%9."/>
-      <w:lvlJc w:val="right"/>
-      <w:pPr>
-        <w:ind w:left="4160" w:hanging="440"/>
-      </w:pPr>
-    </w:lvl>
-  </w:abstractNum>
-  <w:num w:numId="1" w16cid:durableId="1576628411">
-    <w:abstractNumId w:val="3"/>
-  </w:num>
-  <w:num w:numId="2" w16cid:durableId="1808736741">
-    <w:abstractNumId w:val="0"/>
-  </w:num>
-  <w:num w:numId="3" w16cid:durableId="70473665">
-    <w:abstractNumId w:val="1"/>
-  </w:num>
-  <w:num w:numId="4" w16cid:durableId="687950091">
-    <w:abstractNumId w:val="2"/>
-  </w:num>
-  <w:num w:numId="5" w16cid:durableId="390542585">
-    <w:abstractNumId w:val="4"/>
-  </w:num>
-  <w:num w:numId="6" w16cid:durableId="104084521">
-    <w:abstractNumId w:val="2"/>
-    <w:lvlOverride w:ilvl="0">
-      <w:startOverride w:val="1"/>
-    </w:lvlOverride>
-  </w:num>
-  <w:num w:numId="7" w16cid:durableId="82529539">
-    <w:abstractNumId w:val="2"/>
-    <w:lvlOverride w:ilvl="0">
-      <w:startOverride w:val="1"/>
-    </w:lvlOverride>
-  </w:num>
-</w:numbering>
+<file path=word/people.xml><?xml version="1.0" encoding="utf-8"?>
+<w15:people xmlns:wpc="http://schemas.microsoft.com/office/word/2010/wordprocessingCanvas" xmlns:cx="http://schemas.microsoft.com/office/drawing/2014/chartex" xmlns:cx1="http://schemas.microsoft.com/office/drawing/2015/9/8/chartex" xmlns:cx2="http://schemas.microsoft.com/office/drawing/2015/10/21/chartex" xmlns:cx3="http://schemas.microsoft.com/office/drawing/2016/5/9/chartex" xmlns:cx4="http://schemas.microsoft.com/office/drawing/2016/5/10/chartex" xmlns:cx5="http://schemas.microsoft.com/office/drawing/2016/5/11/chartex" xmlns:cx6="http://schemas.microsoft.com/office/drawing/2016/5/12/chartex" xmlns:cx7="http://schemas.microsoft.com/office/drawing/2016/5/13/chartex" xmlns:cx8="http://schemas.microsoft.com/office/drawing/2016/5/14/chartex" xmlns:mc="http://schemas.openxmlformats.org/markup-compatibility/2006" xmlns:aink="http://schemas.microsoft.com/office/drawing/2016/ink" xmlns:am3d="http://schemas.microsoft.com/office/drawing/2017/model3d" xmlns:o="urn:schemas-microsoft-com:office:office" xmlns:oel="http://schemas.microsoft.com/office/2019/extlst" xmlns:r="http://schemas.openxmlformats.org/officeDocument/2006/relationships" xmlns:m="http://schemas.openxmlformats.org/officeDocument/2006/math" xmlns:v="urn:schemas-microsoft-com:vml" xmlns:wp14="http://schemas.microsoft.com/office/word/2010/wordprocessingDrawing" xmlns:wp="http://schemas.openxmlformats.org/drawingml/2006/wordprocessingDrawing" xmlns:w10="urn:schemas-microsoft-com:office:word" xmlns:w="http://schemas.openxmlformats.org/wordprocessingml/2006/main" xmlns:w14="http://schemas.microsoft.com/office/word/2010/wordml" xmlns:w15="http://schemas.microsoft.com/office/word/2012/wordml" xmlns:w16cei="http://schemas.microsoft.com/office/word/2026/wordml/cei" xmlns:w16cex="http://schemas.microsoft.com/office/word/2018/wordml/cex" xmlns:w16cid="http://schemas.microsoft.com/office/word/2016/wordml/cid" xmlns:w16="http://schemas.microsoft.com/office/word/2018/wordml" xmlns:w16du="http://schemas.microsoft.com/office/word/2023/wordml/word16du" xmlns:w16sdtdh="http://schemas.microsoft.com/office/word/2020/wordml/sdtdatahash" xmlns:w16sdtfl="http://schemas.microsoft.com/office/word/2024/wordml/sdtformatlock" xmlns:w16se="http://schemas.microsoft.com/office/word/2015/wordml/symex" xmlns:wpg="http://schemas.microsoft.com/office/word/2010/wordprocessingGroup" xmlns:wpi="http://schemas.microsoft.com/office/word/2010/wordprocessingInk" xmlns:wne="http://schemas.microsoft.com/office/word/2006/wordml" xmlns:wps="http://schemas.microsoft.com/office/word/2010/wordprocessingShape" mc:Ignorable="w14 w15 w16se w16cid w16 w16cex w16sdtdh w16sdtfl w16du wp14">
+  <w15:person w15:author="Hoe Tee Tsen">
+    <w15:presenceInfo w15:providerId="Windows Live" w15:userId="cc61809f0701046f"/>
+  </w15:person>
+  <w15:person w15:author="星韵律师">
+    <w15:presenceInfo w15:providerId="None" w15:userId="星韵律师"/>
+  </w15:person>
+</w15:people>
 </file>
 
 <file path=word/styles.xml><?xml version="1.0" encoding="utf-8"?>
@@ -1512,7 +2414,7 @@
     <w:link w:val="a5"/>
     <w:uiPriority w:val="99"/>
     <w:unhideWhenUsed/>
-    <w:rsid w:val="00D6166B"/>
+    <w:rsid w:val="00BE08B0"/>
     <w:pPr>
       <w:tabs>
         <w:tab w:val="center" w:pos="4153"/>
@@ -1532,7 +2434,7 @@
     <w:basedOn w:val="a0"/>
     <w:link w:val="a4"/>
     <w:uiPriority w:val="99"/>
-    <w:rsid w:val="00D6166B"/>
+    <w:rsid w:val="00BE08B0"/>
     <w:rPr>
       <w:sz w:val="18"/>
       <w:szCs w:val="18"/>
@@ -1544,7 +2446,7 @@
     <w:link w:val="a7"/>
     <w:uiPriority w:val="99"/>
     <w:unhideWhenUsed/>
-    <w:rsid w:val="00D6166B"/>
+    <w:rsid w:val="00BE08B0"/>
     <w:pPr>
       <w:tabs>
         <w:tab w:val="center" w:pos="4153"/>
@@ -1564,48 +2466,11 @@
     <w:basedOn w:val="a0"/>
     <w:link w:val="a6"/>
     <w:uiPriority w:val="99"/>
-    <w:rsid w:val="00D6166B"/>
+    <w:rsid w:val="00BE08B0"/>
     <w:rPr>
       <w:sz w:val="18"/>
       <w:szCs w:val="18"/>
     </w:rPr>
-  </w:style>
-  <w:style w:type="paragraph" w:styleId="a8">
-    <w:name w:val="List Paragraph"/>
-    <w:basedOn w:val="a"/>
-    <w:link w:val="a9"/>
-    <w:uiPriority w:val="34"/>
-    <w:qFormat/>
-    <w:rsid w:val="00B15CF0"/>
-    <w:pPr>
-      <w:ind w:firstLine="420"/>
-    </w:pPr>
-  </w:style>
-  <w:style w:type="paragraph" w:customStyle="1" w:styleId="criteria">
-    <w:name w:val="criteria"/>
-    <w:basedOn w:val="a8"/>
-    <w:link w:val="criteria0"/>
-    <w:qFormat/>
-    <w:rsid w:val="00B15CF0"/>
-    <w:pPr>
-      <w:numPr>
-        <w:numId w:val="4"/>
-      </w:numPr>
-      <w:ind w:left="255" w:firstLineChars="0" w:hanging="57"/>
-    </w:pPr>
-  </w:style>
-  <w:style w:type="character" w:customStyle="1" w:styleId="a9">
-    <w:name w:val="列表段落 字符"/>
-    <w:basedOn w:val="a0"/>
-    <w:link w:val="a8"/>
-    <w:uiPriority w:val="34"/>
-    <w:rsid w:val="00B15CF0"/>
-  </w:style>
-  <w:style w:type="character" w:customStyle="1" w:styleId="criteria0">
-    <w:name w:val="criteria 字符"/>
-    <w:basedOn w:val="a9"/>
-    <w:link w:val="criteria"/>
-    <w:rsid w:val="00B15CF0"/>
   </w:style>
 </w:styles>
 </file>
